--- a/лаб 7/Отчет 7.docx
+++ b/лаб 7/Отчет 7.docx
@@ -630,8 +630,4865 @@
         <w:ind w:right="424" w:firstLine="284"/>
         <w:rPr>
           <w:rFonts w:ascii="Times New Roman" w:hAnsi="Times New Roman" w:cs="Times New Roman"/>
-          <w:sz w:val="28"/>
-          <w:szCs w:val="28"/>
+          <w:b/>
+          <w:bCs/>
+          <w:sz w:val="28"/>
+          <w:szCs w:val="28"/>
+        </w:rPr>
+      </w:pPr>
+      <w:r>
+        <w:rPr>
+          <w:rFonts w:ascii="Times New Roman" w:hAnsi="Times New Roman" w:cs="Times New Roman"/>
+          <w:b/>
+          <w:bCs/>
+          <w:sz w:val="28"/>
+          <w:szCs w:val="28"/>
+        </w:rPr>
+        <w:lastRenderedPageBreak/>
+        <w:t>Задание 1.</w:t>
+      </w:r>
+    </w:p>
+    <w:p>
+      <w:pPr>
+        <w:ind w:right="424" w:firstLine="284"/>
+        <w:rPr>
+          <w:rFonts w:ascii="Times New Roman" w:hAnsi="Times New Roman" w:cs="Times New Roman"/>
+          <w:sz w:val="28"/>
+          <w:szCs w:val="28"/>
+        </w:rPr>
+      </w:pPr>
+      <w:r>
+        <w:rPr>
+          <w:rFonts w:ascii="Times New Roman" w:hAnsi="Times New Roman" w:cs="Times New Roman"/>
+          <w:sz w:val="28"/>
+          <w:szCs w:val="28"/>
+        </w:rPr>
+        <w:t xml:space="preserve">Поместите инструкцию </w:t>
+      </w:r>
+      <w:r>
+        <w:rPr>
+          <w:rFonts w:ascii="Times New Roman" w:hAnsi="Times New Roman" w:cs="Times New Roman"/>
+          <w:sz w:val="28"/>
+          <w:szCs w:val="28"/>
+          <w:lang w:val="en-US"/>
+        </w:rPr>
+        <w:t>RCL</w:t>
+      </w:r>
+      <w:r>
+        <w:rPr>
+          <w:rFonts w:ascii="Times New Roman" w:hAnsi="Times New Roman" w:cs="Times New Roman"/>
+          <w:sz w:val="28"/>
+          <w:szCs w:val="28"/>
+        </w:rPr>
+        <w:t xml:space="preserve"> </w:t>
+      </w:r>
+      <w:r>
+        <w:rPr>
+          <w:rFonts w:ascii="Times New Roman" w:hAnsi="Times New Roman" w:cs="Times New Roman"/>
+          <w:sz w:val="28"/>
+          <w:szCs w:val="28"/>
+          <w:lang w:val="en-US"/>
+        </w:rPr>
+        <w:t>BL</w:t>
+      </w:r>
+      <w:r>
+        <w:rPr>
+          <w:rFonts w:ascii="Times New Roman" w:hAnsi="Times New Roman" w:cs="Times New Roman"/>
+          <w:sz w:val="28"/>
+          <w:szCs w:val="28"/>
+        </w:rPr>
+        <w:t xml:space="preserve">,1 по адресу 100, занесите в регистр число </w:t>
+      </w:r>
+      <w:r>
+        <w:rPr>
+          <w:rFonts w:ascii="Times New Roman" w:hAnsi="Times New Roman" w:cs="Times New Roman"/>
+          <w:sz w:val="28"/>
+          <w:szCs w:val="28"/>
+          <w:lang w:val="en-US"/>
+        </w:rPr>
+        <w:t>B</w:t>
+      </w:r>
+      <w:r>
+        <w:rPr>
+          <w:rFonts w:ascii="Times New Roman" w:hAnsi="Times New Roman" w:cs="Times New Roman"/>
+          <w:sz w:val="28"/>
+          <w:szCs w:val="28"/>
+        </w:rPr>
+        <w:t xml:space="preserve">7, выполняйте инструкцию циклического сдвига, каждый раз записывая значения флага С и содержимого </w:t>
+      </w:r>
+      <w:r>
+        <w:rPr>
+          <w:rFonts w:ascii="Times New Roman" w:hAnsi="Times New Roman" w:cs="Times New Roman"/>
+          <w:sz w:val="28"/>
+          <w:szCs w:val="28"/>
+          <w:lang w:val="en-US"/>
+        </w:rPr>
+        <w:t>BL</w:t>
+      </w:r>
+      <w:r>
+        <w:rPr>
+          <w:rFonts w:ascii="Times New Roman" w:hAnsi="Times New Roman" w:cs="Times New Roman"/>
+          <w:sz w:val="28"/>
+          <w:szCs w:val="28"/>
+        </w:rPr>
+        <w:t xml:space="preserve"> в шестнадцатеричном и двоичном формате в таблицу до восстановления исходного значения регистра. </w:t>
+      </w:r>
+    </w:p>
+    <w:tbl>
+      <w:tblPr>
+        <w:tblW w:w="0" w:type="auto"/>
+        <w:tblBorders>
+          <w:top w:val="single" w:sz="4" w:space="0" w:color="auto"/>
+          <w:left w:val="single" w:sz="4" w:space="0" w:color="auto"/>
+          <w:bottom w:val="single" w:sz="4" w:space="0" w:color="auto"/>
+          <w:right w:val="single" w:sz="4" w:space="0" w:color="auto"/>
+          <w:insideH w:val="single" w:sz="4" w:space="0" w:color="auto"/>
+          <w:insideV w:val="single" w:sz="4" w:space="0" w:color="auto"/>
+        </w:tblBorders>
+        <w:tblLook w:val="0000" w:firstRow="0" w:lastRow="0" w:firstColumn="0" w:lastColumn="0" w:noHBand="0" w:noVBand="0"/>
+      </w:tblPr>
+      <w:tblGrid>
+        <w:gridCol w:w="1242"/>
+        <w:gridCol w:w="993"/>
+        <w:gridCol w:w="780"/>
+        <w:gridCol w:w="934"/>
+        <w:gridCol w:w="935"/>
+        <w:gridCol w:w="935"/>
+        <w:gridCol w:w="935"/>
+        <w:gridCol w:w="936"/>
+        <w:gridCol w:w="936"/>
+        <w:gridCol w:w="998"/>
+      </w:tblGrid>
+      <w:tr>
+        <w:tblPrEx>
+          <w:tblCellMar>
+            <w:top w:w="0" w:type="dxa"/>
+            <w:bottom w:w="0" w:type="dxa"/>
+          </w:tblCellMar>
+        </w:tblPrEx>
+        <w:trPr>
+          <w:cantSplit/>
+        </w:trPr>
+        <w:tc>
+          <w:tcPr>
+            <w:tcW w:w="1242" w:type="dxa"/>
+            <w:vMerge w:val="restart"/>
+          </w:tcPr>
+          <w:p>
+            <w:pPr>
+              <w:ind w:right="424" w:firstLine="284"/>
+              <w:rPr>
+                <w:rFonts w:ascii="Times New Roman" w:hAnsi="Times New Roman" w:cs="Times New Roman"/>
+                <w:sz w:val="28"/>
+                <w:szCs w:val="28"/>
+              </w:rPr>
+            </w:pPr>
+            <w:r>
+              <w:rPr>
+                <w:rFonts w:ascii="Times New Roman" w:hAnsi="Times New Roman" w:cs="Times New Roman"/>
+                <w:sz w:val="28"/>
+                <w:szCs w:val="28"/>
+              </w:rPr>
+              <w:t>С</w:t>
+            </w:r>
+          </w:p>
+        </w:tc>
+        <w:tc>
+          <w:tcPr>
+            <w:tcW w:w="7384" w:type="dxa"/>
+            <w:gridSpan w:val="8"/>
+          </w:tcPr>
+          <w:p>
+            <w:pPr>
+              <w:ind w:right="424" w:firstLine="284"/>
+              <w:rPr>
+                <w:rFonts w:ascii="Times New Roman" w:hAnsi="Times New Roman" w:cs="Times New Roman"/>
+                <w:sz w:val="28"/>
+                <w:szCs w:val="28"/>
+              </w:rPr>
+            </w:pPr>
+            <w:r>
+              <w:rPr>
+                <w:rFonts w:ascii="Times New Roman" w:hAnsi="Times New Roman" w:cs="Times New Roman"/>
+                <w:sz w:val="28"/>
+                <w:szCs w:val="28"/>
+              </w:rPr>
+              <w:t xml:space="preserve">Значения битов регистра </w:t>
+            </w:r>
+            <w:r>
+              <w:rPr>
+                <w:rFonts w:ascii="Times New Roman" w:hAnsi="Times New Roman" w:cs="Times New Roman"/>
+                <w:sz w:val="28"/>
+                <w:szCs w:val="28"/>
+                <w:lang w:val="en-US"/>
+              </w:rPr>
+              <w:t>BL</w:t>
+            </w:r>
+          </w:p>
+        </w:tc>
+        <w:tc>
+          <w:tcPr>
+            <w:tcW w:w="998" w:type="dxa"/>
+            <w:vMerge w:val="restart"/>
+          </w:tcPr>
+          <w:p>
+            <w:pPr>
+              <w:ind w:right="424"/>
+              <w:rPr>
+                <w:rFonts w:ascii="Times New Roman" w:hAnsi="Times New Roman" w:cs="Times New Roman"/>
+                <w:sz w:val="28"/>
+                <w:szCs w:val="28"/>
+                <w:lang w:val="en-US"/>
+              </w:rPr>
+            </w:pPr>
+            <w:r>
+              <w:rPr>
+                <w:rFonts w:ascii="Times New Roman" w:hAnsi="Times New Roman" w:cs="Times New Roman"/>
+                <w:sz w:val="28"/>
+                <w:szCs w:val="28"/>
+                <w:lang w:val="en-US"/>
+              </w:rPr>
+              <w:t>BL</w:t>
+            </w:r>
+          </w:p>
+        </w:tc>
+      </w:tr>
+      <w:tr>
+        <w:tblPrEx>
+          <w:tblCellMar>
+            <w:top w:w="0" w:type="dxa"/>
+            <w:bottom w:w="0" w:type="dxa"/>
+          </w:tblCellMar>
+        </w:tblPrEx>
+        <w:trPr>
+          <w:cantSplit/>
+        </w:trPr>
+        <w:tc>
+          <w:tcPr>
+            <w:tcW w:w="1242" w:type="dxa"/>
+            <w:vMerge/>
+          </w:tcPr>
+          <w:p>
+            <w:pPr>
+              <w:ind w:right="424" w:firstLine="284"/>
+              <w:rPr>
+                <w:rFonts w:ascii="Times New Roman" w:hAnsi="Times New Roman" w:cs="Times New Roman"/>
+                <w:sz w:val="28"/>
+                <w:szCs w:val="28"/>
+              </w:rPr>
+            </w:pPr>
+          </w:p>
+        </w:tc>
+        <w:tc>
+          <w:tcPr>
+            <w:tcW w:w="993" w:type="dxa"/>
+          </w:tcPr>
+          <w:p>
+            <w:pPr>
+              <w:ind w:right="424" w:firstLine="284"/>
+              <w:rPr>
+                <w:rFonts w:ascii="Times New Roman" w:hAnsi="Times New Roman" w:cs="Times New Roman"/>
+                <w:sz w:val="28"/>
+                <w:szCs w:val="28"/>
+                <w:lang w:val="en-US"/>
+              </w:rPr>
+            </w:pPr>
+            <w:r>
+              <w:rPr>
+                <w:rFonts w:ascii="Times New Roman" w:hAnsi="Times New Roman" w:cs="Times New Roman"/>
+                <w:sz w:val="28"/>
+                <w:szCs w:val="28"/>
+                <w:lang w:val="en-US"/>
+              </w:rPr>
+              <w:t>7</w:t>
+            </w:r>
+          </w:p>
+        </w:tc>
+        <w:tc>
+          <w:tcPr>
+            <w:tcW w:w="780" w:type="dxa"/>
+          </w:tcPr>
+          <w:p>
+            <w:pPr>
+              <w:ind w:right="424" w:firstLine="284"/>
+              <w:rPr>
+                <w:rFonts w:ascii="Times New Roman" w:hAnsi="Times New Roman" w:cs="Times New Roman"/>
+                <w:sz w:val="28"/>
+                <w:szCs w:val="28"/>
+                <w:lang w:val="en-US"/>
+              </w:rPr>
+            </w:pPr>
+            <w:r>
+              <w:rPr>
+                <w:rFonts w:ascii="Times New Roman" w:hAnsi="Times New Roman" w:cs="Times New Roman"/>
+                <w:sz w:val="28"/>
+                <w:szCs w:val="28"/>
+                <w:lang w:val="en-US"/>
+              </w:rPr>
+              <w:t>6</w:t>
+            </w:r>
+          </w:p>
+        </w:tc>
+        <w:tc>
+          <w:tcPr>
+            <w:tcW w:w="934" w:type="dxa"/>
+          </w:tcPr>
+          <w:p>
+            <w:pPr>
+              <w:ind w:right="424" w:firstLine="284"/>
+              <w:rPr>
+                <w:rFonts w:ascii="Times New Roman" w:hAnsi="Times New Roman" w:cs="Times New Roman"/>
+                <w:sz w:val="28"/>
+                <w:szCs w:val="28"/>
+                <w:lang w:val="en-US"/>
+              </w:rPr>
+            </w:pPr>
+            <w:r>
+              <w:rPr>
+                <w:rFonts w:ascii="Times New Roman" w:hAnsi="Times New Roman" w:cs="Times New Roman"/>
+                <w:sz w:val="28"/>
+                <w:szCs w:val="28"/>
+                <w:lang w:val="en-US"/>
+              </w:rPr>
+              <w:t>5</w:t>
+            </w:r>
+          </w:p>
+        </w:tc>
+        <w:tc>
+          <w:tcPr>
+            <w:tcW w:w="935" w:type="dxa"/>
+          </w:tcPr>
+          <w:p>
+            <w:pPr>
+              <w:ind w:right="424" w:firstLine="284"/>
+              <w:rPr>
+                <w:rFonts w:ascii="Times New Roman" w:hAnsi="Times New Roman" w:cs="Times New Roman"/>
+                <w:sz w:val="28"/>
+                <w:szCs w:val="28"/>
+                <w:lang w:val="en-US"/>
+              </w:rPr>
+            </w:pPr>
+            <w:r>
+              <w:rPr>
+                <w:rFonts w:ascii="Times New Roman" w:hAnsi="Times New Roman" w:cs="Times New Roman"/>
+                <w:sz w:val="28"/>
+                <w:szCs w:val="28"/>
+                <w:lang w:val="en-US"/>
+              </w:rPr>
+              <w:t>4</w:t>
+            </w:r>
+          </w:p>
+        </w:tc>
+        <w:tc>
+          <w:tcPr>
+            <w:tcW w:w="935" w:type="dxa"/>
+          </w:tcPr>
+          <w:p>
+            <w:pPr>
+              <w:ind w:right="424" w:firstLine="284"/>
+              <w:rPr>
+                <w:rFonts w:ascii="Times New Roman" w:hAnsi="Times New Roman" w:cs="Times New Roman"/>
+                <w:sz w:val="28"/>
+                <w:szCs w:val="28"/>
+                <w:lang w:val="en-US"/>
+              </w:rPr>
+            </w:pPr>
+            <w:r>
+              <w:rPr>
+                <w:rFonts w:ascii="Times New Roman" w:hAnsi="Times New Roman" w:cs="Times New Roman"/>
+                <w:sz w:val="28"/>
+                <w:szCs w:val="28"/>
+                <w:lang w:val="en-US"/>
+              </w:rPr>
+              <w:t>3</w:t>
+            </w:r>
+          </w:p>
+        </w:tc>
+        <w:tc>
+          <w:tcPr>
+            <w:tcW w:w="935" w:type="dxa"/>
+          </w:tcPr>
+          <w:p>
+            <w:pPr>
+              <w:ind w:right="424" w:firstLine="284"/>
+              <w:rPr>
+                <w:rFonts w:ascii="Times New Roman" w:hAnsi="Times New Roman" w:cs="Times New Roman"/>
+                <w:sz w:val="28"/>
+                <w:szCs w:val="28"/>
+                <w:lang w:val="en-US"/>
+              </w:rPr>
+            </w:pPr>
+            <w:r>
+              <w:rPr>
+                <w:rFonts w:ascii="Times New Roman" w:hAnsi="Times New Roman" w:cs="Times New Roman"/>
+                <w:sz w:val="28"/>
+                <w:szCs w:val="28"/>
+                <w:lang w:val="en-US"/>
+              </w:rPr>
+              <w:t>2</w:t>
+            </w:r>
+          </w:p>
+        </w:tc>
+        <w:tc>
+          <w:tcPr>
+            <w:tcW w:w="936" w:type="dxa"/>
+          </w:tcPr>
+          <w:p>
+            <w:pPr>
+              <w:ind w:right="424" w:firstLine="284"/>
+              <w:rPr>
+                <w:rFonts w:ascii="Times New Roman" w:hAnsi="Times New Roman" w:cs="Times New Roman"/>
+                <w:sz w:val="28"/>
+                <w:szCs w:val="28"/>
+                <w:lang w:val="en-US"/>
+              </w:rPr>
+            </w:pPr>
+            <w:r>
+              <w:rPr>
+                <w:rFonts w:ascii="Times New Roman" w:hAnsi="Times New Roman" w:cs="Times New Roman"/>
+                <w:sz w:val="28"/>
+                <w:szCs w:val="28"/>
+                <w:lang w:val="en-US"/>
+              </w:rPr>
+              <w:t>1</w:t>
+            </w:r>
+          </w:p>
+        </w:tc>
+        <w:tc>
+          <w:tcPr>
+            <w:tcW w:w="936" w:type="dxa"/>
+          </w:tcPr>
+          <w:p>
+            <w:pPr>
+              <w:ind w:right="424" w:firstLine="284"/>
+              <w:rPr>
+                <w:rFonts w:ascii="Times New Roman" w:hAnsi="Times New Roman" w:cs="Times New Roman"/>
+                <w:sz w:val="28"/>
+                <w:szCs w:val="28"/>
+                <w:lang w:val="en-US"/>
+              </w:rPr>
+            </w:pPr>
+            <w:r>
+              <w:rPr>
+                <w:rFonts w:ascii="Times New Roman" w:hAnsi="Times New Roman" w:cs="Times New Roman"/>
+                <w:sz w:val="28"/>
+                <w:szCs w:val="28"/>
+                <w:lang w:val="en-US"/>
+              </w:rPr>
+              <w:t>0</w:t>
+            </w:r>
+          </w:p>
+        </w:tc>
+        <w:tc>
+          <w:tcPr>
+            <w:tcW w:w="998" w:type="dxa"/>
+            <w:vMerge/>
+          </w:tcPr>
+          <w:p>
+            <w:pPr>
+              <w:ind w:right="424" w:firstLine="284"/>
+              <w:rPr>
+                <w:rFonts w:ascii="Times New Roman" w:hAnsi="Times New Roman" w:cs="Times New Roman"/>
+                <w:sz w:val="28"/>
+                <w:szCs w:val="28"/>
+              </w:rPr>
+            </w:pPr>
+          </w:p>
+        </w:tc>
+      </w:tr>
+      <w:tr>
+        <w:tblPrEx>
+          <w:tblCellMar>
+            <w:top w:w="0" w:type="dxa"/>
+            <w:bottom w:w="0" w:type="dxa"/>
+          </w:tblCellMar>
+        </w:tblPrEx>
+        <w:trPr>
+          <w:cantSplit/>
+        </w:trPr>
+        <w:tc>
+          <w:tcPr>
+            <w:tcW w:w="1242" w:type="dxa"/>
+            <w:vAlign w:val="center"/>
+          </w:tcPr>
+          <w:p>
+            <w:pPr>
+              <w:rPr>
+                <w:rFonts w:ascii="Times New Roman" w:hAnsi="Times New Roman" w:cs="Times New Roman"/>
+                <w:lang w:val="en-US"/>
+              </w:rPr>
+            </w:pPr>
+            <w:r>
+              <w:rPr>
+                <w:rFonts w:ascii="Times New Roman" w:hAnsi="Times New Roman" w:cs="Times New Roman"/>
+                <w:lang w:val="en-US"/>
+              </w:rPr>
+              <w:t>N</w:t>
+            </w:r>
+            <w:r>
+              <w:rPr>
+                <w:rFonts w:ascii="Times New Roman" w:hAnsi="Times New Roman" w:cs="Times New Roman"/>
+                <w:lang w:val="en-US"/>
+              </w:rPr>
+              <w:t>c</w:t>
+            </w:r>
+            <w:r>
+              <w:rPr>
+                <w:rFonts w:ascii="Times New Roman" w:hAnsi="Times New Roman" w:cs="Times New Roman"/>
+                <w:lang w:val="en-US"/>
+              </w:rPr>
+              <w:t xml:space="preserve"> = 0</w:t>
+            </w:r>
+          </w:p>
+        </w:tc>
+        <w:tc>
+          <w:tcPr>
+            <w:tcW w:w="993" w:type="dxa"/>
+            <w:shd w:val="clear" w:color="auto" w:fill="FFFF00"/>
+            <w:vAlign w:val="center"/>
+          </w:tcPr>
+          <w:p>
+            <w:pPr>
+              <w:jc w:val="center"/>
+              <w:rPr>
+                <w:rFonts w:ascii="Times New Roman" w:hAnsi="Times New Roman" w:cs="Times New Roman"/>
+                <w:lang w:val="en-US"/>
+              </w:rPr>
+            </w:pPr>
+            <w:r>
+              <w:rPr>
+                <w:rFonts w:ascii="Times New Roman" w:hAnsi="Times New Roman" w:cs="Times New Roman"/>
+                <w:lang w:val="en-US"/>
+              </w:rPr>
+              <w:t>1</w:t>
+            </w:r>
+          </w:p>
+        </w:tc>
+        <w:tc>
+          <w:tcPr>
+            <w:tcW w:w="780" w:type="dxa"/>
+            <w:shd w:val="clear" w:color="auto" w:fill="FFFF00"/>
+            <w:vAlign w:val="center"/>
+          </w:tcPr>
+          <w:p>
+            <w:pPr>
+              <w:jc w:val="center"/>
+              <w:rPr>
+                <w:rFonts w:ascii="Times New Roman" w:hAnsi="Times New Roman" w:cs="Times New Roman"/>
+                <w:lang w:val="en-US"/>
+              </w:rPr>
+            </w:pPr>
+            <w:r>
+              <w:rPr>
+                <w:rFonts w:ascii="Times New Roman" w:hAnsi="Times New Roman" w:cs="Times New Roman"/>
+                <w:lang w:val="en-US"/>
+              </w:rPr>
+              <w:t>0</w:t>
+            </w:r>
+          </w:p>
+        </w:tc>
+        <w:tc>
+          <w:tcPr>
+            <w:tcW w:w="934" w:type="dxa"/>
+            <w:shd w:val="clear" w:color="auto" w:fill="FFFF00"/>
+            <w:vAlign w:val="center"/>
+          </w:tcPr>
+          <w:p>
+            <w:pPr>
+              <w:jc w:val="center"/>
+              <w:rPr>
+                <w:rFonts w:ascii="Times New Roman" w:hAnsi="Times New Roman" w:cs="Times New Roman"/>
+                <w:lang w:val="en-US"/>
+              </w:rPr>
+            </w:pPr>
+            <w:r>
+              <w:rPr>
+                <w:rFonts w:ascii="Times New Roman" w:hAnsi="Times New Roman" w:cs="Times New Roman"/>
+                <w:lang w:val="en-US"/>
+              </w:rPr>
+              <w:t>1</w:t>
+            </w:r>
+          </w:p>
+        </w:tc>
+        <w:tc>
+          <w:tcPr>
+            <w:tcW w:w="935" w:type="dxa"/>
+            <w:shd w:val="clear" w:color="auto" w:fill="FFFF00"/>
+            <w:vAlign w:val="center"/>
+          </w:tcPr>
+          <w:p>
+            <w:pPr>
+              <w:jc w:val="center"/>
+              <w:rPr>
+                <w:rFonts w:ascii="Times New Roman" w:hAnsi="Times New Roman" w:cs="Times New Roman"/>
+                <w:lang w:val="en-US"/>
+              </w:rPr>
+            </w:pPr>
+            <w:r>
+              <w:rPr>
+                <w:rFonts w:ascii="Times New Roman" w:hAnsi="Times New Roman" w:cs="Times New Roman"/>
+                <w:lang w:val="en-US"/>
+              </w:rPr>
+              <w:t>1</w:t>
+            </w:r>
+          </w:p>
+        </w:tc>
+        <w:tc>
+          <w:tcPr>
+            <w:tcW w:w="935" w:type="dxa"/>
+            <w:shd w:val="clear" w:color="auto" w:fill="FFFF00"/>
+            <w:vAlign w:val="center"/>
+          </w:tcPr>
+          <w:p>
+            <w:pPr>
+              <w:jc w:val="center"/>
+              <w:rPr>
+                <w:rFonts w:ascii="Times New Roman" w:hAnsi="Times New Roman" w:cs="Times New Roman"/>
+                <w:lang w:val="en-US"/>
+              </w:rPr>
+            </w:pPr>
+            <w:r>
+              <w:rPr>
+                <w:rFonts w:ascii="Times New Roman" w:hAnsi="Times New Roman" w:cs="Times New Roman"/>
+                <w:lang w:val="en-US"/>
+              </w:rPr>
+              <w:t>0</w:t>
+            </w:r>
+          </w:p>
+        </w:tc>
+        <w:tc>
+          <w:tcPr>
+            <w:tcW w:w="935" w:type="dxa"/>
+            <w:shd w:val="clear" w:color="auto" w:fill="FFFF00"/>
+            <w:vAlign w:val="center"/>
+          </w:tcPr>
+          <w:p>
+            <w:pPr>
+              <w:jc w:val="center"/>
+              <w:rPr>
+                <w:rFonts w:ascii="Times New Roman" w:hAnsi="Times New Roman" w:cs="Times New Roman"/>
+                <w:lang w:val="en-US"/>
+              </w:rPr>
+            </w:pPr>
+            <w:r>
+              <w:rPr>
+                <w:rFonts w:ascii="Times New Roman" w:hAnsi="Times New Roman" w:cs="Times New Roman"/>
+                <w:lang w:val="en-US"/>
+              </w:rPr>
+              <w:t>1</w:t>
+            </w:r>
+          </w:p>
+        </w:tc>
+        <w:tc>
+          <w:tcPr>
+            <w:tcW w:w="936" w:type="dxa"/>
+            <w:shd w:val="clear" w:color="auto" w:fill="FFFF00"/>
+            <w:vAlign w:val="center"/>
+          </w:tcPr>
+          <w:p>
+            <w:pPr>
+              <w:jc w:val="center"/>
+              <w:rPr>
+                <w:rFonts w:ascii="Times New Roman" w:hAnsi="Times New Roman" w:cs="Times New Roman"/>
+                <w:lang w:val="en-US"/>
+              </w:rPr>
+            </w:pPr>
+            <w:r>
+              <w:rPr>
+                <w:rFonts w:ascii="Times New Roman" w:hAnsi="Times New Roman" w:cs="Times New Roman"/>
+                <w:lang w:val="en-US"/>
+              </w:rPr>
+              <w:t>1</w:t>
+            </w:r>
+          </w:p>
+        </w:tc>
+        <w:tc>
+          <w:tcPr>
+            <w:tcW w:w="936" w:type="dxa"/>
+            <w:shd w:val="clear" w:color="auto" w:fill="FFFF00"/>
+            <w:vAlign w:val="center"/>
+          </w:tcPr>
+          <w:p>
+            <w:pPr>
+              <w:jc w:val="center"/>
+              <w:rPr>
+                <w:rFonts w:ascii="Times New Roman" w:hAnsi="Times New Roman" w:cs="Times New Roman"/>
+                <w:lang w:val="en-US"/>
+              </w:rPr>
+            </w:pPr>
+            <w:r>
+              <w:rPr>
+                <w:rFonts w:ascii="Times New Roman" w:hAnsi="Times New Roman" w:cs="Times New Roman"/>
+                <w:lang w:val="en-US"/>
+              </w:rPr>
+              <w:t>1</w:t>
+            </w:r>
+          </w:p>
+        </w:tc>
+        <w:tc>
+          <w:tcPr>
+            <w:tcW w:w="998" w:type="dxa"/>
+            <w:vAlign w:val="center"/>
+          </w:tcPr>
+          <w:p>
+            <w:pPr>
+              <w:rPr>
+                <w:rFonts w:ascii="Times New Roman" w:hAnsi="Times New Roman" w:cs="Times New Roman"/>
+                <w:lang w:val="en-US"/>
+              </w:rPr>
+            </w:pPr>
+            <w:r>
+              <w:rPr>
+                <w:rFonts w:ascii="Times New Roman" w:hAnsi="Times New Roman" w:cs="Times New Roman"/>
+                <w:lang w:val="en-US"/>
+              </w:rPr>
+              <w:t>B7</w:t>
+            </w:r>
+          </w:p>
+        </w:tc>
+      </w:tr>
+      <w:tr>
+        <w:tblPrEx>
+          <w:tblCellMar>
+            <w:top w:w="0" w:type="dxa"/>
+            <w:bottom w:w="0" w:type="dxa"/>
+          </w:tblCellMar>
+        </w:tblPrEx>
+        <w:trPr>
+          <w:cantSplit/>
+        </w:trPr>
+        <w:tc>
+          <w:tcPr>
+            <w:tcW w:w="1242" w:type="dxa"/>
+            <w:shd w:val="clear" w:color="auto" w:fill="F2CEED" w:themeFill="accent5" w:themeFillTint="33"/>
+            <w:vAlign w:val="center"/>
+          </w:tcPr>
+          <w:p>
+            <w:pPr>
+              <w:ind w:right="294"/>
+              <w:rPr>
+                <w:rFonts w:ascii="Times New Roman" w:hAnsi="Times New Roman" w:cs="Times New Roman"/>
+                <w:lang w:val="en-US"/>
+              </w:rPr>
+            </w:pPr>
+            <w:r>
+              <w:rPr>
+                <w:rFonts w:ascii="Times New Roman" w:hAnsi="Times New Roman" w:cs="Times New Roman"/>
+                <w:lang w:val="en-US"/>
+              </w:rPr>
+              <w:t>Cy = 1</w:t>
+            </w:r>
+          </w:p>
+        </w:tc>
+        <w:tc>
+          <w:tcPr>
+            <w:tcW w:w="993" w:type="dxa"/>
+            <w:shd w:val="clear" w:color="auto" w:fill="FFFF00"/>
+            <w:vAlign w:val="center"/>
+          </w:tcPr>
+          <w:p>
+            <w:pPr>
+              <w:jc w:val="center"/>
+              <w:rPr>
+                <w:rFonts w:ascii="Times New Roman" w:hAnsi="Times New Roman" w:cs="Times New Roman"/>
+                <w:lang w:val="en-US"/>
+              </w:rPr>
+            </w:pPr>
+            <w:r>
+              <w:rPr>
+                <w:rFonts w:ascii="Times New Roman" w:hAnsi="Times New Roman" w:cs="Times New Roman"/>
+                <w:lang w:val="en-US"/>
+              </w:rPr>
+              <w:t>0</w:t>
+            </w:r>
+          </w:p>
+        </w:tc>
+        <w:tc>
+          <w:tcPr>
+            <w:tcW w:w="780" w:type="dxa"/>
+            <w:shd w:val="clear" w:color="auto" w:fill="FFFF00"/>
+            <w:vAlign w:val="center"/>
+          </w:tcPr>
+          <w:p>
+            <w:pPr>
+              <w:jc w:val="center"/>
+              <w:rPr>
+                <w:rFonts w:ascii="Times New Roman" w:hAnsi="Times New Roman" w:cs="Times New Roman"/>
+                <w:lang w:val="en-US"/>
+              </w:rPr>
+            </w:pPr>
+            <w:r>
+              <w:rPr>
+                <w:rFonts w:ascii="Times New Roman" w:hAnsi="Times New Roman" w:cs="Times New Roman"/>
+                <w:lang w:val="en-US"/>
+              </w:rPr>
+              <w:t>1</w:t>
+            </w:r>
+          </w:p>
+        </w:tc>
+        <w:tc>
+          <w:tcPr>
+            <w:tcW w:w="934" w:type="dxa"/>
+            <w:shd w:val="clear" w:color="auto" w:fill="FFFF00"/>
+            <w:vAlign w:val="center"/>
+          </w:tcPr>
+          <w:p>
+            <w:pPr>
+              <w:jc w:val="center"/>
+              <w:rPr>
+                <w:rFonts w:ascii="Times New Roman" w:hAnsi="Times New Roman" w:cs="Times New Roman"/>
+                <w:lang w:val="en-US"/>
+              </w:rPr>
+            </w:pPr>
+            <w:r>
+              <w:rPr>
+                <w:rFonts w:ascii="Times New Roman" w:hAnsi="Times New Roman" w:cs="Times New Roman"/>
+                <w:lang w:val="en-US"/>
+              </w:rPr>
+              <w:t>1</w:t>
+            </w:r>
+          </w:p>
+        </w:tc>
+        <w:tc>
+          <w:tcPr>
+            <w:tcW w:w="935" w:type="dxa"/>
+            <w:shd w:val="clear" w:color="auto" w:fill="FFFF00"/>
+            <w:vAlign w:val="center"/>
+          </w:tcPr>
+          <w:p>
+            <w:pPr>
+              <w:jc w:val="center"/>
+              <w:rPr>
+                <w:rFonts w:ascii="Times New Roman" w:hAnsi="Times New Roman" w:cs="Times New Roman"/>
+                <w:lang w:val="en-US"/>
+              </w:rPr>
+            </w:pPr>
+            <w:r>
+              <w:rPr>
+                <w:rFonts w:ascii="Times New Roman" w:hAnsi="Times New Roman" w:cs="Times New Roman"/>
+                <w:lang w:val="en-US"/>
+              </w:rPr>
+              <w:t>0</w:t>
+            </w:r>
+          </w:p>
+        </w:tc>
+        <w:tc>
+          <w:tcPr>
+            <w:tcW w:w="935" w:type="dxa"/>
+            <w:shd w:val="clear" w:color="auto" w:fill="FFFF00"/>
+            <w:vAlign w:val="center"/>
+          </w:tcPr>
+          <w:p>
+            <w:pPr>
+              <w:jc w:val="center"/>
+              <w:rPr>
+                <w:rFonts w:ascii="Times New Roman" w:hAnsi="Times New Roman" w:cs="Times New Roman"/>
+                <w:lang w:val="en-US"/>
+              </w:rPr>
+            </w:pPr>
+            <w:r>
+              <w:rPr>
+                <w:rFonts w:ascii="Times New Roman" w:hAnsi="Times New Roman" w:cs="Times New Roman"/>
+                <w:lang w:val="en-US"/>
+              </w:rPr>
+              <w:t>1</w:t>
+            </w:r>
+          </w:p>
+        </w:tc>
+        <w:tc>
+          <w:tcPr>
+            <w:tcW w:w="935" w:type="dxa"/>
+            <w:shd w:val="clear" w:color="auto" w:fill="FFFF00"/>
+            <w:vAlign w:val="center"/>
+          </w:tcPr>
+          <w:p>
+            <w:pPr>
+              <w:jc w:val="center"/>
+              <w:rPr>
+                <w:rFonts w:ascii="Times New Roman" w:hAnsi="Times New Roman" w:cs="Times New Roman"/>
+                <w:lang w:val="en-US"/>
+              </w:rPr>
+            </w:pPr>
+            <w:r>
+              <w:rPr>
+                <w:rFonts w:ascii="Times New Roman" w:hAnsi="Times New Roman" w:cs="Times New Roman"/>
+                <w:lang w:val="en-US"/>
+              </w:rPr>
+              <w:t>1</w:t>
+            </w:r>
+          </w:p>
+        </w:tc>
+        <w:tc>
+          <w:tcPr>
+            <w:tcW w:w="936" w:type="dxa"/>
+            <w:shd w:val="clear" w:color="auto" w:fill="FFFF00"/>
+            <w:vAlign w:val="center"/>
+          </w:tcPr>
+          <w:p>
+            <w:pPr>
+              <w:jc w:val="center"/>
+              <w:rPr>
+                <w:rFonts w:ascii="Times New Roman" w:hAnsi="Times New Roman" w:cs="Times New Roman"/>
+                <w:lang w:val="en-US"/>
+              </w:rPr>
+            </w:pPr>
+            <w:r>
+              <w:rPr>
+                <w:rFonts w:ascii="Times New Roman" w:hAnsi="Times New Roman" w:cs="Times New Roman"/>
+                <w:lang w:val="en-US"/>
+              </w:rPr>
+              <w:t>1</w:t>
+            </w:r>
+          </w:p>
+        </w:tc>
+        <w:tc>
+          <w:tcPr>
+            <w:tcW w:w="936" w:type="dxa"/>
+            <w:vAlign w:val="center"/>
+          </w:tcPr>
+          <w:p>
+            <w:pPr>
+              <w:jc w:val="center"/>
+              <w:rPr>
+                <w:rFonts w:ascii="Times New Roman" w:hAnsi="Times New Roman" w:cs="Times New Roman"/>
+                <w:lang w:val="en-US"/>
+              </w:rPr>
+            </w:pPr>
+            <w:r>
+              <w:rPr>
+                <w:rFonts w:ascii="Times New Roman" w:hAnsi="Times New Roman" w:cs="Times New Roman"/>
+                <w:lang w:val="en-US"/>
+              </w:rPr>
+              <w:t>0</w:t>
+            </w:r>
+          </w:p>
+        </w:tc>
+        <w:tc>
+          <w:tcPr>
+            <w:tcW w:w="998" w:type="dxa"/>
+            <w:vAlign w:val="center"/>
+          </w:tcPr>
+          <w:p>
+            <w:pPr>
+              <w:rPr>
+                <w:rFonts w:ascii="Times New Roman" w:hAnsi="Times New Roman" w:cs="Times New Roman"/>
+                <w:lang w:val="en-US"/>
+              </w:rPr>
+            </w:pPr>
+            <w:r>
+              <w:rPr>
+                <w:rFonts w:ascii="Times New Roman" w:hAnsi="Times New Roman" w:cs="Times New Roman"/>
+                <w:lang w:val="en-US"/>
+              </w:rPr>
+              <w:t>6E</w:t>
+            </w:r>
+          </w:p>
+        </w:tc>
+      </w:tr>
+      <w:tr>
+        <w:tblPrEx>
+          <w:tblCellMar>
+            <w:top w:w="0" w:type="dxa"/>
+            <w:bottom w:w="0" w:type="dxa"/>
+          </w:tblCellMar>
+        </w:tblPrEx>
+        <w:trPr>
+          <w:cantSplit/>
+        </w:trPr>
+        <w:tc>
+          <w:tcPr>
+            <w:tcW w:w="1242" w:type="dxa"/>
+            <w:shd w:val="clear" w:color="auto" w:fill="F2CEED" w:themeFill="accent5" w:themeFillTint="33"/>
+            <w:vAlign w:val="center"/>
+          </w:tcPr>
+          <w:p>
+            <w:pPr>
+              <w:ind w:right="294"/>
+              <w:rPr>
+                <w:rFonts w:ascii="Times New Roman" w:hAnsi="Times New Roman" w:cs="Times New Roman"/>
+                <w:lang w:val="en-US"/>
+              </w:rPr>
+            </w:pPr>
+            <w:r>
+              <w:rPr>
+                <w:rFonts w:ascii="Times New Roman" w:hAnsi="Times New Roman" w:cs="Times New Roman"/>
+                <w:lang w:val="en-US"/>
+              </w:rPr>
+              <w:t>Nc = 0</w:t>
+            </w:r>
+          </w:p>
+        </w:tc>
+        <w:tc>
+          <w:tcPr>
+            <w:tcW w:w="993" w:type="dxa"/>
+            <w:shd w:val="clear" w:color="auto" w:fill="FFFF00"/>
+            <w:vAlign w:val="center"/>
+          </w:tcPr>
+          <w:p>
+            <w:pPr>
+              <w:jc w:val="center"/>
+              <w:rPr>
+                <w:rFonts w:ascii="Times New Roman" w:hAnsi="Times New Roman" w:cs="Times New Roman"/>
+                <w:lang w:val="en-US"/>
+              </w:rPr>
+            </w:pPr>
+            <w:r>
+              <w:rPr>
+                <w:rFonts w:ascii="Times New Roman" w:hAnsi="Times New Roman" w:cs="Times New Roman"/>
+                <w:lang w:val="en-US"/>
+              </w:rPr>
+              <w:t>1</w:t>
+            </w:r>
+          </w:p>
+        </w:tc>
+        <w:tc>
+          <w:tcPr>
+            <w:tcW w:w="780" w:type="dxa"/>
+            <w:shd w:val="clear" w:color="auto" w:fill="FFFF00"/>
+            <w:vAlign w:val="center"/>
+          </w:tcPr>
+          <w:p>
+            <w:pPr>
+              <w:jc w:val="center"/>
+              <w:rPr>
+                <w:rFonts w:ascii="Times New Roman" w:hAnsi="Times New Roman" w:cs="Times New Roman"/>
+                <w:lang w:val="en-US"/>
+              </w:rPr>
+            </w:pPr>
+            <w:r>
+              <w:rPr>
+                <w:rFonts w:ascii="Times New Roman" w:hAnsi="Times New Roman" w:cs="Times New Roman"/>
+                <w:lang w:val="en-US"/>
+              </w:rPr>
+              <w:t>1</w:t>
+            </w:r>
+          </w:p>
+        </w:tc>
+        <w:tc>
+          <w:tcPr>
+            <w:tcW w:w="934" w:type="dxa"/>
+            <w:shd w:val="clear" w:color="auto" w:fill="FFFF00"/>
+            <w:vAlign w:val="center"/>
+          </w:tcPr>
+          <w:p>
+            <w:pPr>
+              <w:jc w:val="center"/>
+              <w:rPr>
+                <w:rFonts w:ascii="Times New Roman" w:hAnsi="Times New Roman" w:cs="Times New Roman"/>
+                <w:lang w:val="en-US"/>
+              </w:rPr>
+            </w:pPr>
+            <w:r>
+              <w:rPr>
+                <w:rFonts w:ascii="Times New Roman" w:hAnsi="Times New Roman" w:cs="Times New Roman"/>
+                <w:lang w:val="en-US"/>
+              </w:rPr>
+              <w:t>0</w:t>
+            </w:r>
+          </w:p>
+        </w:tc>
+        <w:tc>
+          <w:tcPr>
+            <w:tcW w:w="935" w:type="dxa"/>
+            <w:shd w:val="clear" w:color="auto" w:fill="FFFF00"/>
+            <w:vAlign w:val="center"/>
+          </w:tcPr>
+          <w:p>
+            <w:pPr>
+              <w:jc w:val="center"/>
+              <w:rPr>
+                <w:rFonts w:ascii="Times New Roman" w:hAnsi="Times New Roman" w:cs="Times New Roman"/>
+                <w:lang w:val="en-US"/>
+              </w:rPr>
+            </w:pPr>
+            <w:r>
+              <w:rPr>
+                <w:rFonts w:ascii="Times New Roman" w:hAnsi="Times New Roman" w:cs="Times New Roman"/>
+                <w:lang w:val="en-US"/>
+              </w:rPr>
+              <w:t>1</w:t>
+            </w:r>
+          </w:p>
+        </w:tc>
+        <w:tc>
+          <w:tcPr>
+            <w:tcW w:w="935" w:type="dxa"/>
+            <w:shd w:val="clear" w:color="auto" w:fill="FFFF00"/>
+            <w:vAlign w:val="center"/>
+          </w:tcPr>
+          <w:p>
+            <w:pPr>
+              <w:jc w:val="center"/>
+              <w:rPr>
+                <w:rFonts w:ascii="Times New Roman" w:hAnsi="Times New Roman" w:cs="Times New Roman"/>
+                <w:lang w:val="en-US"/>
+              </w:rPr>
+            </w:pPr>
+            <w:r>
+              <w:rPr>
+                <w:rFonts w:ascii="Times New Roman" w:hAnsi="Times New Roman" w:cs="Times New Roman"/>
+                <w:lang w:val="en-US"/>
+              </w:rPr>
+              <w:t>1</w:t>
+            </w:r>
+          </w:p>
+        </w:tc>
+        <w:tc>
+          <w:tcPr>
+            <w:tcW w:w="935" w:type="dxa"/>
+            <w:shd w:val="clear" w:color="auto" w:fill="FFFF00"/>
+            <w:vAlign w:val="center"/>
+          </w:tcPr>
+          <w:p>
+            <w:pPr>
+              <w:jc w:val="center"/>
+              <w:rPr>
+                <w:rFonts w:ascii="Times New Roman" w:hAnsi="Times New Roman" w:cs="Times New Roman"/>
+                <w:lang w:val="en-US"/>
+              </w:rPr>
+            </w:pPr>
+            <w:r>
+              <w:rPr>
+                <w:rFonts w:ascii="Times New Roman" w:hAnsi="Times New Roman" w:cs="Times New Roman"/>
+                <w:lang w:val="en-US"/>
+              </w:rPr>
+              <w:t>1</w:t>
+            </w:r>
+          </w:p>
+        </w:tc>
+        <w:tc>
+          <w:tcPr>
+            <w:tcW w:w="936" w:type="dxa"/>
+            <w:vAlign w:val="center"/>
+          </w:tcPr>
+          <w:p>
+            <w:pPr>
+              <w:jc w:val="center"/>
+              <w:rPr>
+                <w:rFonts w:ascii="Times New Roman" w:hAnsi="Times New Roman" w:cs="Times New Roman"/>
+                <w:lang w:val="en-US"/>
+              </w:rPr>
+            </w:pPr>
+            <w:r>
+              <w:rPr>
+                <w:rFonts w:ascii="Times New Roman" w:hAnsi="Times New Roman" w:cs="Times New Roman"/>
+                <w:lang w:val="en-US"/>
+              </w:rPr>
+              <w:t>0</w:t>
+            </w:r>
+          </w:p>
+        </w:tc>
+        <w:tc>
+          <w:tcPr>
+            <w:tcW w:w="936" w:type="dxa"/>
+            <w:shd w:val="clear" w:color="auto" w:fill="00B0F0"/>
+            <w:vAlign w:val="center"/>
+          </w:tcPr>
+          <w:p>
+            <w:pPr>
+              <w:jc w:val="center"/>
+              <w:rPr>
+                <w:rFonts w:ascii="Times New Roman" w:hAnsi="Times New Roman" w:cs="Times New Roman"/>
+                <w:lang w:val="en-US"/>
+              </w:rPr>
+            </w:pPr>
+            <w:r>
+              <w:rPr>
+                <w:rFonts w:ascii="Times New Roman" w:hAnsi="Times New Roman" w:cs="Times New Roman"/>
+                <w:lang w:val="en-US"/>
+              </w:rPr>
+              <w:t>1</w:t>
+            </w:r>
+          </w:p>
+        </w:tc>
+        <w:tc>
+          <w:tcPr>
+            <w:tcW w:w="998" w:type="dxa"/>
+            <w:vAlign w:val="center"/>
+          </w:tcPr>
+          <w:p>
+            <w:pPr>
+              <w:rPr>
+                <w:rFonts w:ascii="Times New Roman" w:hAnsi="Times New Roman" w:cs="Times New Roman"/>
+                <w:lang w:val="en-US"/>
+              </w:rPr>
+            </w:pPr>
+            <w:r>
+              <w:rPr>
+                <w:rFonts w:ascii="Times New Roman" w:hAnsi="Times New Roman" w:cs="Times New Roman"/>
+                <w:lang w:val="en-US"/>
+              </w:rPr>
+              <w:t>DD</w:t>
+            </w:r>
+          </w:p>
+        </w:tc>
+      </w:tr>
+      <w:tr>
+        <w:tblPrEx>
+          <w:tblCellMar>
+            <w:top w:w="0" w:type="dxa"/>
+            <w:bottom w:w="0" w:type="dxa"/>
+          </w:tblCellMar>
+        </w:tblPrEx>
+        <w:trPr>
+          <w:cantSplit/>
+        </w:trPr>
+        <w:tc>
+          <w:tcPr>
+            <w:tcW w:w="1242" w:type="dxa"/>
+            <w:shd w:val="clear" w:color="auto" w:fill="F2CEED" w:themeFill="accent5" w:themeFillTint="33"/>
+            <w:vAlign w:val="center"/>
+          </w:tcPr>
+          <w:p>
+            <w:pPr>
+              <w:ind w:right="294"/>
+              <w:rPr>
+                <w:rFonts w:ascii="Times New Roman" w:hAnsi="Times New Roman" w:cs="Times New Roman"/>
+                <w:lang w:val="en-US"/>
+              </w:rPr>
+            </w:pPr>
+            <w:r>
+              <w:rPr>
+                <w:rFonts w:ascii="Times New Roman" w:hAnsi="Times New Roman" w:cs="Times New Roman"/>
+                <w:lang w:val="en-US"/>
+              </w:rPr>
+              <w:t>Cy = 1</w:t>
+            </w:r>
+          </w:p>
+        </w:tc>
+        <w:tc>
+          <w:tcPr>
+            <w:tcW w:w="993" w:type="dxa"/>
+            <w:shd w:val="clear" w:color="auto" w:fill="FFFF00"/>
+            <w:vAlign w:val="center"/>
+          </w:tcPr>
+          <w:p>
+            <w:pPr>
+              <w:jc w:val="center"/>
+              <w:rPr>
+                <w:rFonts w:ascii="Times New Roman" w:hAnsi="Times New Roman" w:cs="Times New Roman"/>
+                <w:lang w:val="en-US"/>
+              </w:rPr>
+            </w:pPr>
+            <w:r>
+              <w:rPr>
+                <w:rFonts w:ascii="Times New Roman" w:hAnsi="Times New Roman" w:cs="Times New Roman"/>
+                <w:lang w:val="en-US"/>
+              </w:rPr>
+              <w:t>1</w:t>
+            </w:r>
+          </w:p>
+        </w:tc>
+        <w:tc>
+          <w:tcPr>
+            <w:tcW w:w="780" w:type="dxa"/>
+            <w:shd w:val="clear" w:color="auto" w:fill="FFFF00"/>
+            <w:vAlign w:val="center"/>
+          </w:tcPr>
+          <w:p>
+            <w:pPr>
+              <w:jc w:val="center"/>
+              <w:rPr>
+                <w:rFonts w:ascii="Times New Roman" w:hAnsi="Times New Roman" w:cs="Times New Roman"/>
+                <w:lang w:val="en-US"/>
+              </w:rPr>
+            </w:pPr>
+            <w:r>
+              <w:rPr>
+                <w:rFonts w:ascii="Times New Roman" w:hAnsi="Times New Roman" w:cs="Times New Roman"/>
+                <w:lang w:val="en-US"/>
+              </w:rPr>
+              <w:t>0</w:t>
+            </w:r>
+          </w:p>
+        </w:tc>
+        <w:tc>
+          <w:tcPr>
+            <w:tcW w:w="934" w:type="dxa"/>
+            <w:shd w:val="clear" w:color="auto" w:fill="FFFF00"/>
+            <w:vAlign w:val="center"/>
+          </w:tcPr>
+          <w:p>
+            <w:pPr>
+              <w:jc w:val="center"/>
+              <w:rPr>
+                <w:rFonts w:ascii="Times New Roman" w:hAnsi="Times New Roman" w:cs="Times New Roman"/>
+                <w:lang w:val="en-US"/>
+              </w:rPr>
+            </w:pPr>
+            <w:r>
+              <w:rPr>
+                <w:rFonts w:ascii="Times New Roman" w:hAnsi="Times New Roman" w:cs="Times New Roman"/>
+                <w:lang w:val="en-US"/>
+              </w:rPr>
+              <w:t>1</w:t>
+            </w:r>
+          </w:p>
+        </w:tc>
+        <w:tc>
+          <w:tcPr>
+            <w:tcW w:w="935" w:type="dxa"/>
+            <w:shd w:val="clear" w:color="auto" w:fill="FFFF00"/>
+            <w:vAlign w:val="center"/>
+          </w:tcPr>
+          <w:p>
+            <w:pPr>
+              <w:jc w:val="center"/>
+              <w:rPr>
+                <w:rFonts w:ascii="Times New Roman" w:hAnsi="Times New Roman" w:cs="Times New Roman"/>
+                <w:lang w:val="en-US"/>
+              </w:rPr>
+            </w:pPr>
+            <w:r>
+              <w:rPr>
+                <w:rFonts w:ascii="Times New Roman" w:hAnsi="Times New Roman" w:cs="Times New Roman"/>
+                <w:lang w:val="en-US"/>
+              </w:rPr>
+              <w:t>1</w:t>
+            </w:r>
+          </w:p>
+        </w:tc>
+        <w:tc>
+          <w:tcPr>
+            <w:tcW w:w="935" w:type="dxa"/>
+            <w:shd w:val="clear" w:color="auto" w:fill="FFFF00"/>
+            <w:vAlign w:val="center"/>
+          </w:tcPr>
+          <w:p>
+            <w:pPr>
+              <w:jc w:val="center"/>
+              <w:rPr>
+                <w:rFonts w:ascii="Times New Roman" w:hAnsi="Times New Roman" w:cs="Times New Roman"/>
+                <w:lang w:val="en-US"/>
+              </w:rPr>
+            </w:pPr>
+            <w:r>
+              <w:rPr>
+                <w:rFonts w:ascii="Times New Roman" w:hAnsi="Times New Roman" w:cs="Times New Roman"/>
+                <w:lang w:val="en-US"/>
+              </w:rPr>
+              <w:t>1</w:t>
+            </w:r>
+          </w:p>
+        </w:tc>
+        <w:tc>
+          <w:tcPr>
+            <w:tcW w:w="935" w:type="dxa"/>
+            <w:vAlign w:val="center"/>
+          </w:tcPr>
+          <w:p>
+            <w:pPr>
+              <w:jc w:val="center"/>
+              <w:rPr>
+                <w:rFonts w:ascii="Times New Roman" w:hAnsi="Times New Roman" w:cs="Times New Roman"/>
+                <w:lang w:val="en-US"/>
+              </w:rPr>
+            </w:pPr>
+            <w:r>
+              <w:rPr>
+                <w:rFonts w:ascii="Times New Roman" w:hAnsi="Times New Roman" w:cs="Times New Roman"/>
+                <w:lang w:val="en-US"/>
+              </w:rPr>
+              <w:t>0</w:t>
+            </w:r>
+          </w:p>
+        </w:tc>
+        <w:tc>
+          <w:tcPr>
+            <w:tcW w:w="936" w:type="dxa"/>
+            <w:shd w:val="clear" w:color="auto" w:fill="00B0F0"/>
+            <w:vAlign w:val="center"/>
+          </w:tcPr>
+          <w:p>
+            <w:pPr>
+              <w:jc w:val="center"/>
+              <w:rPr>
+                <w:rFonts w:ascii="Times New Roman" w:hAnsi="Times New Roman" w:cs="Times New Roman"/>
+                <w:lang w:val="en-US"/>
+              </w:rPr>
+            </w:pPr>
+            <w:r>
+              <w:rPr>
+                <w:rFonts w:ascii="Times New Roman" w:hAnsi="Times New Roman" w:cs="Times New Roman"/>
+                <w:lang w:val="en-US"/>
+              </w:rPr>
+              <w:t>1</w:t>
+            </w:r>
+          </w:p>
+        </w:tc>
+        <w:tc>
+          <w:tcPr>
+            <w:tcW w:w="936" w:type="dxa"/>
+            <w:shd w:val="clear" w:color="auto" w:fill="00B0F0"/>
+            <w:vAlign w:val="center"/>
+          </w:tcPr>
+          <w:p>
+            <w:pPr>
+              <w:jc w:val="center"/>
+              <w:rPr>
+                <w:rFonts w:ascii="Times New Roman" w:hAnsi="Times New Roman" w:cs="Times New Roman"/>
+                <w:lang w:val="en-US"/>
+              </w:rPr>
+            </w:pPr>
+            <w:r>
+              <w:rPr>
+                <w:rFonts w:ascii="Times New Roman" w:hAnsi="Times New Roman" w:cs="Times New Roman"/>
+                <w:lang w:val="en-US"/>
+              </w:rPr>
+              <w:t>0</w:t>
+            </w:r>
+          </w:p>
+        </w:tc>
+        <w:tc>
+          <w:tcPr>
+            <w:tcW w:w="998" w:type="dxa"/>
+            <w:vAlign w:val="center"/>
+          </w:tcPr>
+          <w:p>
+            <w:pPr>
+              <w:rPr>
+                <w:rFonts w:ascii="Times New Roman" w:hAnsi="Times New Roman" w:cs="Times New Roman"/>
+                <w:lang w:val="en-US"/>
+              </w:rPr>
+            </w:pPr>
+            <w:r>
+              <w:rPr>
+                <w:rFonts w:ascii="Times New Roman" w:hAnsi="Times New Roman" w:cs="Times New Roman"/>
+                <w:lang w:val="en-US"/>
+              </w:rPr>
+              <w:t>BA</w:t>
+            </w:r>
+          </w:p>
+        </w:tc>
+      </w:tr>
+      <w:tr>
+        <w:tblPrEx>
+          <w:tblCellMar>
+            <w:top w:w="0" w:type="dxa"/>
+            <w:bottom w:w="0" w:type="dxa"/>
+          </w:tblCellMar>
+        </w:tblPrEx>
+        <w:trPr>
+          <w:cantSplit/>
+        </w:trPr>
+        <w:tc>
+          <w:tcPr>
+            <w:tcW w:w="1242" w:type="dxa"/>
+            <w:shd w:val="clear" w:color="auto" w:fill="F2CEED" w:themeFill="accent5" w:themeFillTint="33"/>
+            <w:vAlign w:val="center"/>
+          </w:tcPr>
+          <w:p>
+            <w:pPr>
+              <w:ind w:right="294"/>
+              <w:rPr>
+                <w:rFonts w:ascii="Times New Roman" w:hAnsi="Times New Roman" w:cs="Times New Roman"/>
+                <w:lang w:val="en-US"/>
+              </w:rPr>
+            </w:pPr>
+            <w:r>
+              <w:rPr>
+                <w:rFonts w:ascii="Times New Roman" w:hAnsi="Times New Roman" w:cs="Times New Roman"/>
+                <w:lang w:val="en-US"/>
+              </w:rPr>
+              <w:t>Cy = 1</w:t>
+            </w:r>
+          </w:p>
+        </w:tc>
+        <w:tc>
+          <w:tcPr>
+            <w:tcW w:w="993" w:type="dxa"/>
+            <w:shd w:val="clear" w:color="auto" w:fill="FFFF00"/>
+            <w:vAlign w:val="center"/>
+          </w:tcPr>
+          <w:p>
+            <w:pPr>
+              <w:jc w:val="center"/>
+              <w:rPr>
+                <w:rFonts w:ascii="Times New Roman" w:hAnsi="Times New Roman" w:cs="Times New Roman"/>
+                <w:lang w:val="en-US"/>
+              </w:rPr>
+            </w:pPr>
+            <w:r>
+              <w:rPr>
+                <w:rFonts w:ascii="Times New Roman" w:hAnsi="Times New Roman" w:cs="Times New Roman"/>
+                <w:lang w:val="en-US"/>
+              </w:rPr>
+              <w:t>0</w:t>
+            </w:r>
+          </w:p>
+        </w:tc>
+        <w:tc>
+          <w:tcPr>
+            <w:tcW w:w="780" w:type="dxa"/>
+            <w:shd w:val="clear" w:color="auto" w:fill="FFFF00"/>
+            <w:vAlign w:val="center"/>
+          </w:tcPr>
+          <w:p>
+            <w:pPr>
+              <w:jc w:val="center"/>
+              <w:rPr>
+                <w:rFonts w:ascii="Times New Roman" w:hAnsi="Times New Roman" w:cs="Times New Roman"/>
+                <w:lang w:val="en-US"/>
+              </w:rPr>
+            </w:pPr>
+            <w:r>
+              <w:rPr>
+                <w:rFonts w:ascii="Times New Roman" w:hAnsi="Times New Roman" w:cs="Times New Roman"/>
+                <w:lang w:val="en-US"/>
+              </w:rPr>
+              <w:t>1</w:t>
+            </w:r>
+          </w:p>
+        </w:tc>
+        <w:tc>
+          <w:tcPr>
+            <w:tcW w:w="934" w:type="dxa"/>
+            <w:shd w:val="clear" w:color="auto" w:fill="FFFF00"/>
+            <w:vAlign w:val="center"/>
+          </w:tcPr>
+          <w:p>
+            <w:pPr>
+              <w:jc w:val="center"/>
+              <w:rPr>
+                <w:rFonts w:ascii="Times New Roman" w:hAnsi="Times New Roman" w:cs="Times New Roman"/>
+                <w:lang w:val="en-US"/>
+              </w:rPr>
+            </w:pPr>
+            <w:r>
+              <w:rPr>
+                <w:rFonts w:ascii="Times New Roman" w:hAnsi="Times New Roman" w:cs="Times New Roman"/>
+                <w:lang w:val="en-US"/>
+              </w:rPr>
+              <w:t>1</w:t>
+            </w:r>
+          </w:p>
+        </w:tc>
+        <w:tc>
+          <w:tcPr>
+            <w:tcW w:w="935" w:type="dxa"/>
+            <w:shd w:val="clear" w:color="auto" w:fill="FFFF00"/>
+            <w:vAlign w:val="center"/>
+          </w:tcPr>
+          <w:p>
+            <w:pPr>
+              <w:jc w:val="center"/>
+              <w:rPr>
+                <w:rFonts w:ascii="Times New Roman" w:hAnsi="Times New Roman" w:cs="Times New Roman"/>
+                <w:lang w:val="en-US"/>
+              </w:rPr>
+            </w:pPr>
+            <w:r>
+              <w:rPr>
+                <w:rFonts w:ascii="Times New Roman" w:hAnsi="Times New Roman" w:cs="Times New Roman"/>
+                <w:lang w:val="en-US"/>
+              </w:rPr>
+              <w:t>1</w:t>
+            </w:r>
+          </w:p>
+        </w:tc>
+        <w:tc>
+          <w:tcPr>
+            <w:tcW w:w="935" w:type="dxa"/>
+            <w:vAlign w:val="center"/>
+          </w:tcPr>
+          <w:p>
+            <w:pPr>
+              <w:jc w:val="center"/>
+              <w:rPr>
+                <w:rFonts w:ascii="Times New Roman" w:hAnsi="Times New Roman" w:cs="Times New Roman"/>
+                <w:lang w:val="en-US"/>
+              </w:rPr>
+            </w:pPr>
+            <w:r>
+              <w:rPr>
+                <w:rFonts w:ascii="Times New Roman" w:hAnsi="Times New Roman" w:cs="Times New Roman"/>
+                <w:lang w:val="en-US"/>
+              </w:rPr>
+              <w:t>0</w:t>
+            </w:r>
+          </w:p>
+        </w:tc>
+        <w:tc>
+          <w:tcPr>
+            <w:tcW w:w="935" w:type="dxa"/>
+            <w:shd w:val="clear" w:color="auto" w:fill="00B0F0"/>
+            <w:vAlign w:val="center"/>
+          </w:tcPr>
+          <w:p>
+            <w:pPr>
+              <w:jc w:val="center"/>
+              <w:rPr>
+                <w:rFonts w:ascii="Times New Roman" w:hAnsi="Times New Roman" w:cs="Times New Roman"/>
+                <w:lang w:val="en-US"/>
+              </w:rPr>
+            </w:pPr>
+            <w:r>
+              <w:rPr>
+                <w:rFonts w:ascii="Times New Roman" w:hAnsi="Times New Roman" w:cs="Times New Roman"/>
+                <w:lang w:val="en-US"/>
+              </w:rPr>
+              <w:t>1</w:t>
+            </w:r>
+          </w:p>
+        </w:tc>
+        <w:tc>
+          <w:tcPr>
+            <w:tcW w:w="936" w:type="dxa"/>
+            <w:shd w:val="clear" w:color="auto" w:fill="00B0F0"/>
+            <w:vAlign w:val="center"/>
+          </w:tcPr>
+          <w:p>
+            <w:pPr>
+              <w:jc w:val="center"/>
+              <w:rPr>
+                <w:rFonts w:ascii="Times New Roman" w:hAnsi="Times New Roman" w:cs="Times New Roman"/>
+                <w:lang w:val="en-US"/>
+              </w:rPr>
+            </w:pPr>
+            <w:r>
+              <w:rPr>
+                <w:rFonts w:ascii="Times New Roman" w:hAnsi="Times New Roman" w:cs="Times New Roman"/>
+                <w:lang w:val="en-US"/>
+              </w:rPr>
+              <w:t>0</w:t>
+            </w:r>
+          </w:p>
+        </w:tc>
+        <w:tc>
+          <w:tcPr>
+            <w:tcW w:w="936" w:type="dxa"/>
+            <w:shd w:val="clear" w:color="auto" w:fill="00B0F0"/>
+            <w:vAlign w:val="center"/>
+          </w:tcPr>
+          <w:p>
+            <w:pPr>
+              <w:jc w:val="center"/>
+              <w:rPr>
+                <w:rFonts w:ascii="Times New Roman" w:hAnsi="Times New Roman" w:cs="Times New Roman"/>
+                <w:lang w:val="en-US"/>
+              </w:rPr>
+            </w:pPr>
+            <w:r>
+              <w:rPr>
+                <w:rFonts w:ascii="Times New Roman" w:hAnsi="Times New Roman" w:cs="Times New Roman"/>
+                <w:lang w:val="en-US"/>
+              </w:rPr>
+              <w:t>1</w:t>
+            </w:r>
+          </w:p>
+        </w:tc>
+        <w:tc>
+          <w:tcPr>
+            <w:tcW w:w="998" w:type="dxa"/>
+            <w:vAlign w:val="center"/>
+          </w:tcPr>
+          <w:p>
+            <w:pPr>
+              <w:rPr>
+                <w:rFonts w:ascii="Times New Roman" w:hAnsi="Times New Roman" w:cs="Times New Roman"/>
+                <w:lang w:val="en-US"/>
+              </w:rPr>
+            </w:pPr>
+            <w:r>
+              <w:rPr>
+                <w:rFonts w:ascii="Times New Roman" w:hAnsi="Times New Roman" w:cs="Times New Roman"/>
+                <w:lang w:val="en-US"/>
+              </w:rPr>
+              <w:t>75</w:t>
+            </w:r>
+          </w:p>
+        </w:tc>
+      </w:tr>
+      <w:tr>
+        <w:tblPrEx>
+          <w:tblCellMar>
+            <w:top w:w="0" w:type="dxa"/>
+            <w:bottom w:w="0" w:type="dxa"/>
+          </w:tblCellMar>
+        </w:tblPrEx>
+        <w:trPr>
+          <w:cantSplit/>
+        </w:trPr>
+        <w:tc>
+          <w:tcPr>
+            <w:tcW w:w="1242" w:type="dxa"/>
+            <w:shd w:val="clear" w:color="auto" w:fill="F2CEED" w:themeFill="accent5" w:themeFillTint="33"/>
+            <w:vAlign w:val="center"/>
+          </w:tcPr>
+          <w:p>
+            <w:pPr>
+              <w:ind w:right="294"/>
+              <w:rPr>
+                <w:rFonts w:ascii="Times New Roman" w:hAnsi="Times New Roman" w:cs="Times New Roman"/>
+                <w:lang w:val="en-US"/>
+              </w:rPr>
+            </w:pPr>
+            <w:r>
+              <w:rPr>
+                <w:rFonts w:ascii="Times New Roman" w:hAnsi="Times New Roman" w:cs="Times New Roman"/>
+                <w:lang w:val="en-US"/>
+              </w:rPr>
+              <w:t>Nc = 0</w:t>
+            </w:r>
+          </w:p>
+        </w:tc>
+        <w:tc>
+          <w:tcPr>
+            <w:tcW w:w="993" w:type="dxa"/>
+            <w:shd w:val="clear" w:color="auto" w:fill="FFFF00"/>
+            <w:vAlign w:val="center"/>
+          </w:tcPr>
+          <w:p>
+            <w:pPr>
+              <w:jc w:val="center"/>
+              <w:rPr>
+                <w:rFonts w:ascii="Times New Roman" w:hAnsi="Times New Roman" w:cs="Times New Roman"/>
+                <w:lang w:val="en-US"/>
+              </w:rPr>
+            </w:pPr>
+            <w:r>
+              <w:rPr>
+                <w:rFonts w:ascii="Times New Roman" w:hAnsi="Times New Roman" w:cs="Times New Roman"/>
+                <w:lang w:val="en-US"/>
+              </w:rPr>
+              <w:t>1</w:t>
+            </w:r>
+          </w:p>
+        </w:tc>
+        <w:tc>
+          <w:tcPr>
+            <w:tcW w:w="780" w:type="dxa"/>
+            <w:shd w:val="clear" w:color="auto" w:fill="FFFF00"/>
+            <w:vAlign w:val="center"/>
+          </w:tcPr>
+          <w:p>
+            <w:pPr>
+              <w:jc w:val="center"/>
+              <w:rPr>
+                <w:rFonts w:ascii="Times New Roman" w:hAnsi="Times New Roman" w:cs="Times New Roman"/>
+                <w:lang w:val="en-US"/>
+              </w:rPr>
+            </w:pPr>
+            <w:r>
+              <w:rPr>
+                <w:rFonts w:ascii="Times New Roman" w:hAnsi="Times New Roman" w:cs="Times New Roman"/>
+                <w:lang w:val="en-US"/>
+              </w:rPr>
+              <w:t>1</w:t>
+            </w:r>
+          </w:p>
+        </w:tc>
+        <w:tc>
+          <w:tcPr>
+            <w:tcW w:w="934" w:type="dxa"/>
+            <w:shd w:val="clear" w:color="auto" w:fill="FFFF00"/>
+            <w:vAlign w:val="center"/>
+          </w:tcPr>
+          <w:p>
+            <w:pPr>
+              <w:jc w:val="center"/>
+              <w:rPr>
+                <w:rFonts w:ascii="Times New Roman" w:hAnsi="Times New Roman" w:cs="Times New Roman"/>
+                <w:lang w:val="en-US"/>
+              </w:rPr>
+            </w:pPr>
+            <w:r>
+              <w:rPr>
+                <w:rFonts w:ascii="Times New Roman" w:hAnsi="Times New Roman" w:cs="Times New Roman"/>
+                <w:lang w:val="en-US"/>
+              </w:rPr>
+              <w:t>1</w:t>
+            </w:r>
+          </w:p>
+        </w:tc>
+        <w:tc>
+          <w:tcPr>
+            <w:tcW w:w="935" w:type="dxa"/>
+            <w:vAlign w:val="center"/>
+          </w:tcPr>
+          <w:p>
+            <w:pPr>
+              <w:jc w:val="center"/>
+              <w:rPr>
+                <w:rFonts w:ascii="Times New Roman" w:hAnsi="Times New Roman" w:cs="Times New Roman"/>
+                <w:lang w:val="en-US"/>
+              </w:rPr>
+            </w:pPr>
+            <w:r>
+              <w:rPr>
+                <w:rFonts w:ascii="Times New Roman" w:hAnsi="Times New Roman" w:cs="Times New Roman"/>
+                <w:lang w:val="en-US"/>
+              </w:rPr>
+              <w:t>0</w:t>
+            </w:r>
+          </w:p>
+        </w:tc>
+        <w:tc>
+          <w:tcPr>
+            <w:tcW w:w="935" w:type="dxa"/>
+            <w:shd w:val="clear" w:color="auto" w:fill="00B0F0"/>
+            <w:vAlign w:val="center"/>
+          </w:tcPr>
+          <w:p>
+            <w:pPr>
+              <w:jc w:val="center"/>
+              <w:rPr>
+                <w:rFonts w:ascii="Times New Roman" w:hAnsi="Times New Roman" w:cs="Times New Roman"/>
+                <w:lang w:val="en-US"/>
+              </w:rPr>
+            </w:pPr>
+            <w:r>
+              <w:rPr>
+                <w:rFonts w:ascii="Times New Roman" w:hAnsi="Times New Roman" w:cs="Times New Roman"/>
+                <w:lang w:val="en-US"/>
+              </w:rPr>
+              <w:t>1</w:t>
+            </w:r>
+          </w:p>
+        </w:tc>
+        <w:tc>
+          <w:tcPr>
+            <w:tcW w:w="935" w:type="dxa"/>
+            <w:shd w:val="clear" w:color="auto" w:fill="00B0F0"/>
+            <w:vAlign w:val="center"/>
+          </w:tcPr>
+          <w:p>
+            <w:pPr>
+              <w:jc w:val="center"/>
+              <w:rPr>
+                <w:rFonts w:ascii="Times New Roman" w:hAnsi="Times New Roman" w:cs="Times New Roman"/>
+                <w:lang w:val="en-US"/>
+              </w:rPr>
+            </w:pPr>
+            <w:r>
+              <w:rPr>
+                <w:rFonts w:ascii="Times New Roman" w:hAnsi="Times New Roman" w:cs="Times New Roman"/>
+                <w:lang w:val="en-US"/>
+              </w:rPr>
+              <w:t>0</w:t>
+            </w:r>
+          </w:p>
+        </w:tc>
+        <w:tc>
+          <w:tcPr>
+            <w:tcW w:w="936" w:type="dxa"/>
+            <w:shd w:val="clear" w:color="auto" w:fill="00B0F0"/>
+            <w:vAlign w:val="center"/>
+          </w:tcPr>
+          <w:p>
+            <w:pPr>
+              <w:jc w:val="center"/>
+              <w:rPr>
+                <w:rFonts w:ascii="Times New Roman" w:hAnsi="Times New Roman" w:cs="Times New Roman"/>
+                <w:lang w:val="en-US"/>
+              </w:rPr>
+            </w:pPr>
+            <w:r>
+              <w:rPr>
+                <w:rFonts w:ascii="Times New Roman" w:hAnsi="Times New Roman" w:cs="Times New Roman"/>
+                <w:lang w:val="en-US"/>
+              </w:rPr>
+              <w:t>1</w:t>
+            </w:r>
+          </w:p>
+        </w:tc>
+        <w:tc>
+          <w:tcPr>
+            <w:tcW w:w="936" w:type="dxa"/>
+            <w:shd w:val="clear" w:color="auto" w:fill="00B0F0"/>
+            <w:vAlign w:val="center"/>
+          </w:tcPr>
+          <w:p>
+            <w:pPr>
+              <w:jc w:val="center"/>
+              <w:rPr>
+                <w:rFonts w:ascii="Times New Roman" w:hAnsi="Times New Roman" w:cs="Times New Roman"/>
+                <w:lang w:val="en-US"/>
+              </w:rPr>
+            </w:pPr>
+            <w:r>
+              <w:rPr>
+                <w:rFonts w:ascii="Times New Roman" w:hAnsi="Times New Roman" w:cs="Times New Roman"/>
+                <w:lang w:val="en-US"/>
+              </w:rPr>
+              <w:t>1</w:t>
+            </w:r>
+          </w:p>
+        </w:tc>
+        <w:tc>
+          <w:tcPr>
+            <w:tcW w:w="998" w:type="dxa"/>
+            <w:vAlign w:val="center"/>
+          </w:tcPr>
+          <w:p>
+            <w:pPr>
+              <w:rPr>
+                <w:rFonts w:ascii="Times New Roman" w:hAnsi="Times New Roman" w:cs="Times New Roman"/>
+                <w:lang w:val="en-US"/>
+              </w:rPr>
+            </w:pPr>
+            <w:r>
+              <w:rPr>
+                <w:rFonts w:ascii="Times New Roman" w:hAnsi="Times New Roman" w:cs="Times New Roman"/>
+                <w:lang w:val="en-US"/>
+              </w:rPr>
+              <w:t>EB</w:t>
+            </w:r>
+          </w:p>
+        </w:tc>
+      </w:tr>
+      <w:tr>
+        <w:tblPrEx>
+          <w:tblCellMar>
+            <w:top w:w="0" w:type="dxa"/>
+            <w:bottom w:w="0" w:type="dxa"/>
+          </w:tblCellMar>
+        </w:tblPrEx>
+        <w:trPr>
+          <w:cantSplit/>
+        </w:trPr>
+        <w:tc>
+          <w:tcPr>
+            <w:tcW w:w="1242" w:type="dxa"/>
+            <w:shd w:val="clear" w:color="auto" w:fill="F2CEED" w:themeFill="accent5" w:themeFillTint="33"/>
+            <w:vAlign w:val="center"/>
+          </w:tcPr>
+          <w:p>
+            <w:pPr>
+              <w:ind w:right="294"/>
+              <w:rPr>
+                <w:rFonts w:ascii="Times New Roman" w:hAnsi="Times New Roman" w:cs="Times New Roman"/>
+                <w:lang w:val="en-US"/>
+              </w:rPr>
+            </w:pPr>
+            <w:r>
+              <w:rPr>
+                <w:rFonts w:ascii="Times New Roman" w:hAnsi="Times New Roman" w:cs="Times New Roman"/>
+                <w:lang w:val="en-US"/>
+              </w:rPr>
+              <w:t>Cy = 1</w:t>
+            </w:r>
+          </w:p>
+        </w:tc>
+        <w:tc>
+          <w:tcPr>
+            <w:tcW w:w="993" w:type="dxa"/>
+            <w:shd w:val="clear" w:color="auto" w:fill="FFFF00"/>
+            <w:vAlign w:val="center"/>
+          </w:tcPr>
+          <w:p>
+            <w:pPr>
+              <w:jc w:val="center"/>
+              <w:rPr>
+                <w:rFonts w:ascii="Times New Roman" w:hAnsi="Times New Roman" w:cs="Times New Roman"/>
+                <w:lang w:val="en-US"/>
+              </w:rPr>
+            </w:pPr>
+            <w:r>
+              <w:rPr>
+                <w:rFonts w:ascii="Times New Roman" w:hAnsi="Times New Roman" w:cs="Times New Roman"/>
+                <w:lang w:val="en-US"/>
+              </w:rPr>
+              <w:t>1</w:t>
+            </w:r>
+          </w:p>
+        </w:tc>
+        <w:tc>
+          <w:tcPr>
+            <w:tcW w:w="780" w:type="dxa"/>
+            <w:shd w:val="clear" w:color="auto" w:fill="FFFF00"/>
+            <w:vAlign w:val="center"/>
+          </w:tcPr>
+          <w:p>
+            <w:pPr>
+              <w:jc w:val="center"/>
+              <w:rPr>
+                <w:rFonts w:ascii="Times New Roman" w:hAnsi="Times New Roman" w:cs="Times New Roman"/>
+                <w:lang w:val="en-US"/>
+              </w:rPr>
+            </w:pPr>
+            <w:r>
+              <w:rPr>
+                <w:rFonts w:ascii="Times New Roman" w:hAnsi="Times New Roman" w:cs="Times New Roman"/>
+                <w:lang w:val="en-US"/>
+              </w:rPr>
+              <w:t>1</w:t>
+            </w:r>
+          </w:p>
+        </w:tc>
+        <w:tc>
+          <w:tcPr>
+            <w:tcW w:w="934" w:type="dxa"/>
+            <w:vAlign w:val="center"/>
+          </w:tcPr>
+          <w:p>
+            <w:pPr>
+              <w:jc w:val="center"/>
+              <w:rPr>
+                <w:rFonts w:ascii="Times New Roman" w:hAnsi="Times New Roman" w:cs="Times New Roman"/>
+                <w:lang w:val="en-US"/>
+              </w:rPr>
+            </w:pPr>
+            <w:r>
+              <w:rPr>
+                <w:rFonts w:ascii="Times New Roman" w:hAnsi="Times New Roman" w:cs="Times New Roman"/>
+                <w:lang w:val="en-US"/>
+              </w:rPr>
+              <w:t>0</w:t>
+            </w:r>
+          </w:p>
+        </w:tc>
+        <w:tc>
+          <w:tcPr>
+            <w:tcW w:w="935" w:type="dxa"/>
+            <w:shd w:val="clear" w:color="auto" w:fill="00B0F0"/>
+            <w:vAlign w:val="center"/>
+          </w:tcPr>
+          <w:p>
+            <w:pPr>
+              <w:jc w:val="center"/>
+              <w:rPr>
+                <w:rFonts w:ascii="Times New Roman" w:hAnsi="Times New Roman" w:cs="Times New Roman"/>
+                <w:lang w:val="en-US"/>
+              </w:rPr>
+            </w:pPr>
+            <w:r>
+              <w:rPr>
+                <w:rFonts w:ascii="Times New Roman" w:hAnsi="Times New Roman" w:cs="Times New Roman"/>
+                <w:lang w:val="en-US"/>
+              </w:rPr>
+              <w:t>1</w:t>
+            </w:r>
+          </w:p>
+        </w:tc>
+        <w:tc>
+          <w:tcPr>
+            <w:tcW w:w="935" w:type="dxa"/>
+            <w:shd w:val="clear" w:color="auto" w:fill="00B0F0"/>
+            <w:vAlign w:val="center"/>
+          </w:tcPr>
+          <w:p>
+            <w:pPr>
+              <w:jc w:val="center"/>
+              <w:rPr>
+                <w:rFonts w:ascii="Times New Roman" w:hAnsi="Times New Roman" w:cs="Times New Roman"/>
+                <w:lang w:val="en-US"/>
+              </w:rPr>
+            </w:pPr>
+            <w:r>
+              <w:rPr>
+                <w:rFonts w:ascii="Times New Roman" w:hAnsi="Times New Roman" w:cs="Times New Roman"/>
+                <w:lang w:val="en-US"/>
+              </w:rPr>
+              <w:t>0</w:t>
+            </w:r>
+          </w:p>
+        </w:tc>
+        <w:tc>
+          <w:tcPr>
+            <w:tcW w:w="935" w:type="dxa"/>
+            <w:shd w:val="clear" w:color="auto" w:fill="00B0F0"/>
+            <w:vAlign w:val="center"/>
+          </w:tcPr>
+          <w:p>
+            <w:pPr>
+              <w:jc w:val="center"/>
+              <w:rPr>
+                <w:rFonts w:ascii="Times New Roman" w:hAnsi="Times New Roman" w:cs="Times New Roman"/>
+                <w:lang w:val="en-US"/>
+              </w:rPr>
+            </w:pPr>
+            <w:r>
+              <w:rPr>
+                <w:rFonts w:ascii="Times New Roman" w:hAnsi="Times New Roman" w:cs="Times New Roman"/>
+                <w:lang w:val="en-US"/>
+              </w:rPr>
+              <w:t>1</w:t>
+            </w:r>
+          </w:p>
+        </w:tc>
+        <w:tc>
+          <w:tcPr>
+            <w:tcW w:w="936" w:type="dxa"/>
+            <w:shd w:val="clear" w:color="auto" w:fill="00B0F0"/>
+            <w:vAlign w:val="center"/>
+          </w:tcPr>
+          <w:p>
+            <w:pPr>
+              <w:jc w:val="center"/>
+              <w:rPr>
+                <w:rFonts w:ascii="Times New Roman" w:hAnsi="Times New Roman" w:cs="Times New Roman"/>
+                <w:lang w:val="en-US"/>
+              </w:rPr>
+            </w:pPr>
+            <w:r>
+              <w:rPr>
+                <w:rFonts w:ascii="Times New Roman" w:hAnsi="Times New Roman" w:cs="Times New Roman"/>
+                <w:lang w:val="en-US"/>
+              </w:rPr>
+              <w:t>1</w:t>
+            </w:r>
+          </w:p>
+        </w:tc>
+        <w:tc>
+          <w:tcPr>
+            <w:tcW w:w="936" w:type="dxa"/>
+            <w:shd w:val="clear" w:color="auto" w:fill="00B0F0"/>
+            <w:vAlign w:val="center"/>
+          </w:tcPr>
+          <w:p>
+            <w:pPr>
+              <w:jc w:val="center"/>
+              <w:rPr>
+                <w:rFonts w:ascii="Times New Roman" w:hAnsi="Times New Roman" w:cs="Times New Roman"/>
+                <w:lang w:val="en-US"/>
+              </w:rPr>
+            </w:pPr>
+            <w:r>
+              <w:rPr>
+                <w:rFonts w:ascii="Times New Roman" w:hAnsi="Times New Roman" w:cs="Times New Roman"/>
+                <w:lang w:val="en-US"/>
+              </w:rPr>
+              <w:t>0</w:t>
+            </w:r>
+          </w:p>
+        </w:tc>
+        <w:tc>
+          <w:tcPr>
+            <w:tcW w:w="998" w:type="dxa"/>
+            <w:vAlign w:val="center"/>
+          </w:tcPr>
+          <w:p>
+            <w:pPr>
+              <w:rPr>
+                <w:rFonts w:ascii="Times New Roman" w:hAnsi="Times New Roman" w:cs="Times New Roman"/>
+                <w:lang w:val="en-US"/>
+              </w:rPr>
+            </w:pPr>
+            <w:r>
+              <w:rPr>
+                <w:rFonts w:ascii="Times New Roman" w:hAnsi="Times New Roman" w:cs="Times New Roman"/>
+                <w:lang w:val="en-US"/>
+              </w:rPr>
+              <w:t>D6</w:t>
+            </w:r>
+          </w:p>
+        </w:tc>
+      </w:tr>
+      <w:tr>
+        <w:tblPrEx>
+          <w:tblCellMar>
+            <w:top w:w="0" w:type="dxa"/>
+            <w:bottom w:w="0" w:type="dxa"/>
+          </w:tblCellMar>
+        </w:tblPrEx>
+        <w:trPr>
+          <w:cantSplit/>
+        </w:trPr>
+        <w:tc>
+          <w:tcPr>
+            <w:tcW w:w="1242" w:type="dxa"/>
+            <w:shd w:val="clear" w:color="auto" w:fill="F2CEED" w:themeFill="accent5" w:themeFillTint="33"/>
+            <w:vAlign w:val="center"/>
+          </w:tcPr>
+          <w:p>
+            <w:pPr>
+              <w:ind w:right="294"/>
+              <w:rPr>
+                <w:rFonts w:ascii="Times New Roman" w:hAnsi="Times New Roman" w:cs="Times New Roman"/>
+                <w:lang w:val="en-US"/>
+              </w:rPr>
+            </w:pPr>
+            <w:r>
+              <w:rPr>
+                <w:rFonts w:ascii="Times New Roman" w:hAnsi="Times New Roman" w:cs="Times New Roman"/>
+                <w:lang w:val="en-US"/>
+              </w:rPr>
+              <w:t>Cy = 1</w:t>
+            </w:r>
+          </w:p>
+        </w:tc>
+        <w:tc>
+          <w:tcPr>
+            <w:tcW w:w="993" w:type="dxa"/>
+            <w:shd w:val="clear" w:color="auto" w:fill="FFFF00"/>
+            <w:vAlign w:val="center"/>
+          </w:tcPr>
+          <w:p>
+            <w:pPr>
+              <w:jc w:val="center"/>
+              <w:rPr>
+                <w:rFonts w:ascii="Times New Roman" w:hAnsi="Times New Roman" w:cs="Times New Roman"/>
+                <w:lang w:val="en-US"/>
+              </w:rPr>
+            </w:pPr>
+            <w:r>
+              <w:rPr>
+                <w:rFonts w:ascii="Times New Roman" w:hAnsi="Times New Roman" w:cs="Times New Roman"/>
+                <w:lang w:val="en-US"/>
+              </w:rPr>
+              <w:t>1</w:t>
+            </w:r>
+          </w:p>
+        </w:tc>
+        <w:tc>
+          <w:tcPr>
+            <w:tcW w:w="780" w:type="dxa"/>
+            <w:vAlign w:val="center"/>
+          </w:tcPr>
+          <w:p>
+            <w:pPr>
+              <w:jc w:val="center"/>
+              <w:rPr>
+                <w:rFonts w:ascii="Times New Roman" w:hAnsi="Times New Roman" w:cs="Times New Roman"/>
+                <w:lang w:val="en-US"/>
+              </w:rPr>
+            </w:pPr>
+            <w:r>
+              <w:rPr>
+                <w:rFonts w:ascii="Times New Roman" w:hAnsi="Times New Roman" w:cs="Times New Roman"/>
+                <w:lang w:val="en-US"/>
+              </w:rPr>
+              <w:t>0</w:t>
+            </w:r>
+          </w:p>
+        </w:tc>
+        <w:tc>
+          <w:tcPr>
+            <w:tcW w:w="934" w:type="dxa"/>
+            <w:shd w:val="clear" w:color="auto" w:fill="00B0F0"/>
+            <w:vAlign w:val="center"/>
+          </w:tcPr>
+          <w:p>
+            <w:pPr>
+              <w:jc w:val="center"/>
+              <w:rPr>
+                <w:rFonts w:ascii="Times New Roman" w:hAnsi="Times New Roman" w:cs="Times New Roman"/>
+                <w:lang w:val="en-US"/>
+              </w:rPr>
+            </w:pPr>
+            <w:r>
+              <w:rPr>
+                <w:rFonts w:ascii="Times New Roman" w:hAnsi="Times New Roman" w:cs="Times New Roman"/>
+                <w:lang w:val="en-US"/>
+              </w:rPr>
+              <w:t>1</w:t>
+            </w:r>
+          </w:p>
+        </w:tc>
+        <w:tc>
+          <w:tcPr>
+            <w:tcW w:w="935" w:type="dxa"/>
+            <w:shd w:val="clear" w:color="auto" w:fill="00B0F0"/>
+            <w:vAlign w:val="center"/>
+          </w:tcPr>
+          <w:p>
+            <w:pPr>
+              <w:jc w:val="center"/>
+              <w:rPr>
+                <w:rFonts w:ascii="Times New Roman" w:hAnsi="Times New Roman" w:cs="Times New Roman"/>
+                <w:lang w:val="en-US"/>
+              </w:rPr>
+            </w:pPr>
+            <w:r>
+              <w:rPr>
+                <w:rFonts w:ascii="Times New Roman" w:hAnsi="Times New Roman" w:cs="Times New Roman"/>
+                <w:lang w:val="en-US"/>
+              </w:rPr>
+              <w:t>0</w:t>
+            </w:r>
+          </w:p>
+        </w:tc>
+        <w:tc>
+          <w:tcPr>
+            <w:tcW w:w="935" w:type="dxa"/>
+            <w:shd w:val="clear" w:color="auto" w:fill="00B0F0"/>
+            <w:vAlign w:val="center"/>
+          </w:tcPr>
+          <w:p>
+            <w:pPr>
+              <w:jc w:val="center"/>
+              <w:rPr>
+                <w:rFonts w:ascii="Times New Roman" w:hAnsi="Times New Roman" w:cs="Times New Roman"/>
+                <w:lang w:val="en-US"/>
+              </w:rPr>
+            </w:pPr>
+            <w:r>
+              <w:rPr>
+                <w:rFonts w:ascii="Times New Roman" w:hAnsi="Times New Roman" w:cs="Times New Roman"/>
+                <w:lang w:val="en-US"/>
+              </w:rPr>
+              <w:t>1</w:t>
+            </w:r>
+          </w:p>
+        </w:tc>
+        <w:tc>
+          <w:tcPr>
+            <w:tcW w:w="935" w:type="dxa"/>
+            <w:shd w:val="clear" w:color="auto" w:fill="00B0F0"/>
+            <w:vAlign w:val="center"/>
+          </w:tcPr>
+          <w:p>
+            <w:pPr>
+              <w:jc w:val="center"/>
+              <w:rPr>
+                <w:rFonts w:ascii="Times New Roman" w:hAnsi="Times New Roman" w:cs="Times New Roman"/>
+                <w:lang w:val="en-US"/>
+              </w:rPr>
+            </w:pPr>
+            <w:r>
+              <w:rPr>
+                <w:rFonts w:ascii="Times New Roman" w:hAnsi="Times New Roman" w:cs="Times New Roman"/>
+                <w:lang w:val="en-US"/>
+              </w:rPr>
+              <w:t>1</w:t>
+            </w:r>
+          </w:p>
+        </w:tc>
+        <w:tc>
+          <w:tcPr>
+            <w:tcW w:w="936" w:type="dxa"/>
+            <w:shd w:val="clear" w:color="auto" w:fill="00B0F0"/>
+            <w:vAlign w:val="center"/>
+          </w:tcPr>
+          <w:p>
+            <w:pPr>
+              <w:jc w:val="center"/>
+              <w:rPr>
+                <w:rFonts w:ascii="Times New Roman" w:hAnsi="Times New Roman" w:cs="Times New Roman"/>
+                <w:lang w:val="en-US"/>
+              </w:rPr>
+            </w:pPr>
+            <w:r>
+              <w:rPr>
+                <w:rFonts w:ascii="Times New Roman" w:hAnsi="Times New Roman" w:cs="Times New Roman"/>
+                <w:lang w:val="en-US"/>
+              </w:rPr>
+              <w:t>0</w:t>
+            </w:r>
+          </w:p>
+        </w:tc>
+        <w:tc>
+          <w:tcPr>
+            <w:tcW w:w="936" w:type="dxa"/>
+            <w:shd w:val="clear" w:color="auto" w:fill="00B0F0"/>
+            <w:vAlign w:val="center"/>
+          </w:tcPr>
+          <w:p>
+            <w:pPr>
+              <w:jc w:val="center"/>
+              <w:rPr>
+                <w:rFonts w:ascii="Times New Roman" w:hAnsi="Times New Roman" w:cs="Times New Roman"/>
+                <w:lang w:val="en-US"/>
+              </w:rPr>
+            </w:pPr>
+            <w:r>
+              <w:rPr>
+                <w:rFonts w:ascii="Times New Roman" w:hAnsi="Times New Roman" w:cs="Times New Roman"/>
+                <w:lang w:val="en-US"/>
+              </w:rPr>
+              <w:t>1</w:t>
+            </w:r>
+          </w:p>
+        </w:tc>
+        <w:tc>
+          <w:tcPr>
+            <w:tcW w:w="998" w:type="dxa"/>
+            <w:vAlign w:val="center"/>
+          </w:tcPr>
+          <w:p>
+            <w:pPr>
+              <w:rPr>
+                <w:rFonts w:ascii="Times New Roman" w:hAnsi="Times New Roman" w:cs="Times New Roman"/>
+                <w:lang w:val="en-US"/>
+              </w:rPr>
+            </w:pPr>
+            <w:r>
+              <w:rPr>
+                <w:rFonts w:ascii="Times New Roman" w:hAnsi="Times New Roman" w:cs="Times New Roman"/>
+                <w:lang w:val="en-US"/>
+              </w:rPr>
+              <w:t>AD</w:t>
+            </w:r>
+          </w:p>
+        </w:tc>
+      </w:tr>
+      <w:tr>
+        <w:tblPrEx>
+          <w:tblCellMar>
+            <w:top w:w="0" w:type="dxa"/>
+            <w:bottom w:w="0" w:type="dxa"/>
+          </w:tblCellMar>
+        </w:tblPrEx>
+        <w:trPr>
+          <w:cantSplit/>
+        </w:trPr>
+        <w:tc>
+          <w:tcPr>
+            <w:tcW w:w="1242" w:type="dxa"/>
+            <w:shd w:val="clear" w:color="auto" w:fill="F2CEED" w:themeFill="accent5" w:themeFillTint="33"/>
+            <w:vAlign w:val="center"/>
+          </w:tcPr>
+          <w:p>
+            <w:pPr>
+              <w:ind w:right="294"/>
+              <w:rPr>
+                <w:rFonts w:ascii="Times New Roman" w:hAnsi="Times New Roman" w:cs="Times New Roman"/>
+                <w:lang w:val="en-US"/>
+              </w:rPr>
+            </w:pPr>
+            <w:r>
+              <w:rPr>
+                <w:rFonts w:ascii="Times New Roman" w:hAnsi="Times New Roman" w:cs="Times New Roman"/>
+                <w:lang w:val="en-US"/>
+              </w:rPr>
+              <w:t>Cy = 1</w:t>
+            </w:r>
+          </w:p>
+        </w:tc>
+        <w:tc>
+          <w:tcPr>
+            <w:tcW w:w="993" w:type="dxa"/>
+            <w:vAlign w:val="center"/>
+          </w:tcPr>
+          <w:p>
+            <w:pPr>
+              <w:jc w:val="center"/>
+              <w:rPr>
+                <w:rFonts w:ascii="Times New Roman" w:hAnsi="Times New Roman" w:cs="Times New Roman"/>
+                <w:lang w:val="en-US"/>
+              </w:rPr>
+            </w:pPr>
+            <w:r>
+              <w:rPr>
+                <w:rFonts w:ascii="Times New Roman" w:hAnsi="Times New Roman" w:cs="Times New Roman"/>
+                <w:lang w:val="en-US"/>
+              </w:rPr>
+              <w:t>0</w:t>
+            </w:r>
+          </w:p>
+        </w:tc>
+        <w:tc>
+          <w:tcPr>
+            <w:tcW w:w="780" w:type="dxa"/>
+            <w:shd w:val="clear" w:color="auto" w:fill="00B0F0"/>
+            <w:vAlign w:val="center"/>
+          </w:tcPr>
+          <w:p>
+            <w:pPr>
+              <w:jc w:val="center"/>
+              <w:rPr>
+                <w:rFonts w:ascii="Times New Roman" w:hAnsi="Times New Roman" w:cs="Times New Roman"/>
+                <w:lang w:val="en-US"/>
+              </w:rPr>
+            </w:pPr>
+            <w:r>
+              <w:rPr>
+                <w:rFonts w:ascii="Times New Roman" w:hAnsi="Times New Roman" w:cs="Times New Roman"/>
+                <w:lang w:val="en-US"/>
+              </w:rPr>
+              <w:t>1</w:t>
+            </w:r>
+          </w:p>
+        </w:tc>
+        <w:tc>
+          <w:tcPr>
+            <w:tcW w:w="934" w:type="dxa"/>
+            <w:shd w:val="clear" w:color="auto" w:fill="00B0F0"/>
+            <w:vAlign w:val="center"/>
+          </w:tcPr>
+          <w:p>
+            <w:pPr>
+              <w:jc w:val="center"/>
+              <w:rPr>
+                <w:rFonts w:ascii="Times New Roman" w:hAnsi="Times New Roman" w:cs="Times New Roman"/>
+                <w:lang w:val="en-US"/>
+              </w:rPr>
+            </w:pPr>
+            <w:r>
+              <w:rPr>
+                <w:rFonts w:ascii="Times New Roman" w:hAnsi="Times New Roman" w:cs="Times New Roman"/>
+                <w:lang w:val="en-US"/>
+              </w:rPr>
+              <w:t>0</w:t>
+            </w:r>
+          </w:p>
+        </w:tc>
+        <w:tc>
+          <w:tcPr>
+            <w:tcW w:w="935" w:type="dxa"/>
+            <w:shd w:val="clear" w:color="auto" w:fill="00B0F0"/>
+            <w:vAlign w:val="center"/>
+          </w:tcPr>
+          <w:p>
+            <w:pPr>
+              <w:jc w:val="center"/>
+              <w:rPr>
+                <w:rFonts w:ascii="Times New Roman" w:hAnsi="Times New Roman" w:cs="Times New Roman"/>
+                <w:lang w:val="en-US"/>
+              </w:rPr>
+            </w:pPr>
+            <w:r>
+              <w:rPr>
+                <w:rFonts w:ascii="Times New Roman" w:hAnsi="Times New Roman" w:cs="Times New Roman"/>
+                <w:lang w:val="en-US"/>
+              </w:rPr>
+              <w:t>1</w:t>
+            </w:r>
+          </w:p>
+        </w:tc>
+        <w:tc>
+          <w:tcPr>
+            <w:tcW w:w="935" w:type="dxa"/>
+            <w:shd w:val="clear" w:color="auto" w:fill="00B0F0"/>
+            <w:vAlign w:val="center"/>
+          </w:tcPr>
+          <w:p>
+            <w:pPr>
+              <w:jc w:val="center"/>
+              <w:rPr>
+                <w:rFonts w:ascii="Times New Roman" w:hAnsi="Times New Roman" w:cs="Times New Roman"/>
+                <w:lang w:val="en-US"/>
+              </w:rPr>
+            </w:pPr>
+            <w:r>
+              <w:rPr>
+                <w:rFonts w:ascii="Times New Roman" w:hAnsi="Times New Roman" w:cs="Times New Roman"/>
+                <w:lang w:val="en-US"/>
+              </w:rPr>
+              <w:t>1</w:t>
+            </w:r>
+          </w:p>
+        </w:tc>
+        <w:tc>
+          <w:tcPr>
+            <w:tcW w:w="935" w:type="dxa"/>
+            <w:shd w:val="clear" w:color="auto" w:fill="00B0F0"/>
+            <w:vAlign w:val="center"/>
+          </w:tcPr>
+          <w:p>
+            <w:pPr>
+              <w:jc w:val="center"/>
+              <w:rPr>
+                <w:rFonts w:ascii="Times New Roman" w:hAnsi="Times New Roman" w:cs="Times New Roman"/>
+                <w:lang w:val="en-US"/>
+              </w:rPr>
+            </w:pPr>
+            <w:r>
+              <w:rPr>
+                <w:rFonts w:ascii="Times New Roman" w:hAnsi="Times New Roman" w:cs="Times New Roman"/>
+                <w:lang w:val="en-US"/>
+              </w:rPr>
+              <w:t>0</w:t>
+            </w:r>
+          </w:p>
+        </w:tc>
+        <w:tc>
+          <w:tcPr>
+            <w:tcW w:w="936" w:type="dxa"/>
+            <w:shd w:val="clear" w:color="auto" w:fill="00B0F0"/>
+            <w:vAlign w:val="center"/>
+          </w:tcPr>
+          <w:p>
+            <w:pPr>
+              <w:jc w:val="center"/>
+              <w:rPr>
+                <w:rFonts w:ascii="Times New Roman" w:hAnsi="Times New Roman" w:cs="Times New Roman"/>
+                <w:lang w:val="en-US"/>
+              </w:rPr>
+            </w:pPr>
+            <w:r>
+              <w:rPr>
+                <w:rFonts w:ascii="Times New Roman" w:hAnsi="Times New Roman" w:cs="Times New Roman"/>
+                <w:lang w:val="en-US"/>
+              </w:rPr>
+              <w:t>1</w:t>
+            </w:r>
+          </w:p>
+        </w:tc>
+        <w:tc>
+          <w:tcPr>
+            <w:tcW w:w="936" w:type="dxa"/>
+            <w:shd w:val="clear" w:color="auto" w:fill="00B0F0"/>
+            <w:vAlign w:val="center"/>
+          </w:tcPr>
+          <w:p>
+            <w:pPr>
+              <w:jc w:val="center"/>
+              <w:rPr>
+                <w:rFonts w:ascii="Times New Roman" w:hAnsi="Times New Roman" w:cs="Times New Roman"/>
+                <w:lang w:val="en-US"/>
+              </w:rPr>
+            </w:pPr>
+            <w:r>
+              <w:rPr>
+                <w:rFonts w:ascii="Times New Roman" w:hAnsi="Times New Roman" w:cs="Times New Roman"/>
+                <w:lang w:val="en-US"/>
+              </w:rPr>
+              <w:t>1</w:t>
+            </w:r>
+          </w:p>
+        </w:tc>
+        <w:tc>
+          <w:tcPr>
+            <w:tcW w:w="998" w:type="dxa"/>
+            <w:vAlign w:val="center"/>
+          </w:tcPr>
+          <w:p>
+            <w:pPr>
+              <w:rPr>
+                <w:rFonts w:ascii="Times New Roman" w:hAnsi="Times New Roman" w:cs="Times New Roman"/>
+                <w:lang w:val="en-US"/>
+              </w:rPr>
+            </w:pPr>
+            <w:r>
+              <w:rPr>
+                <w:rFonts w:ascii="Times New Roman" w:hAnsi="Times New Roman" w:cs="Times New Roman"/>
+                <w:lang w:val="en-US"/>
+              </w:rPr>
+              <w:t>5B</w:t>
+            </w:r>
+          </w:p>
+        </w:tc>
+      </w:tr>
+      <w:tr>
+        <w:tblPrEx>
+          <w:tblCellMar>
+            <w:top w:w="0" w:type="dxa"/>
+            <w:bottom w:w="0" w:type="dxa"/>
+          </w:tblCellMar>
+        </w:tblPrEx>
+        <w:trPr>
+          <w:cantSplit/>
+        </w:trPr>
+        <w:tc>
+          <w:tcPr>
+            <w:tcW w:w="1242" w:type="dxa"/>
+            <w:vAlign w:val="center"/>
+          </w:tcPr>
+          <w:p>
+            <w:pPr>
+              <w:ind w:right="294"/>
+              <w:rPr>
+                <w:rFonts w:ascii="Times New Roman" w:hAnsi="Times New Roman" w:cs="Times New Roman"/>
+                <w:lang w:val="en-US"/>
+              </w:rPr>
+            </w:pPr>
+            <w:r>
+              <w:rPr>
+                <w:rFonts w:ascii="Times New Roman" w:hAnsi="Times New Roman" w:cs="Times New Roman"/>
+                <w:lang w:val="en-US"/>
+              </w:rPr>
+              <w:t>Nc = 0</w:t>
+            </w:r>
+          </w:p>
+        </w:tc>
+        <w:tc>
+          <w:tcPr>
+            <w:tcW w:w="993" w:type="dxa"/>
+            <w:shd w:val="clear" w:color="auto" w:fill="FFFF00"/>
+            <w:vAlign w:val="center"/>
+          </w:tcPr>
+          <w:p>
+            <w:pPr>
+              <w:jc w:val="center"/>
+              <w:rPr>
+                <w:rFonts w:ascii="Times New Roman" w:hAnsi="Times New Roman" w:cs="Times New Roman"/>
+                <w:lang w:val="en-US"/>
+              </w:rPr>
+            </w:pPr>
+            <w:r>
+              <w:rPr>
+                <w:rFonts w:ascii="Times New Roman" w:hAnsi="Times New Roman" w:cs="Times New Roman"/>
+                <w:lang w:val="en-US"/>
+              </w:rPr>
+              <w:t>1</w:t>
+            </w:r>
+          </w:p>
+        </w:tc>
+        <w:tc>
+          <w:tcPr>
+            <w:tcW w:w="780" w:type="dxa"/>
+            <w:shd w:val="clear" w:color="auto" w:fill="FFFF00"/>
+            <w:vAlign w:val="center"/>
+          </w:tcPr>
+          <w:p>
+            <w:pPr>
+              <w:jc w:val="center"/>
+              <w:rPr>
+                <w:rFonts w:ascii="Times New Roman" w:hAnsi="Times New Roman" w:cs="Times New Roman"/>
+                <w:lang w:val="en-US"/>
+              </w:rPr>
+            </w:pPr>
+            <w:r>
+              <w:rPr>
+                <w:rFonts w:ascii="Times New Roman" w:hAnsi="Times New Roman" w:cs="Times New Roman"/>
+                <w:lang w:val="en-US"/>
+              </w:rPr>
+              <w:t>0</w:t>
+            </w:r>
+          </w:p>
+        </w:tc>
+        <w:tc>
+          <w:tcPr>
+            <w:tcW w:w="934" w:type="dxa"/>
+            <w:shd w:val="clear" w:color="auto" w:fill="FFFF00"/>
+            <w:vAlign w:val="center"/>
+          </w:tcPr>
+          <w:p>
+            <w:pPr>
+              <w:jc w:val="center"/>
+              <w:rPr>
+                <w:rFonts w:ascii="Times New Roman" w:hAnsi="Times New Roman" w:cs="Times New Roman"/>
+                <w:lang w:val="en-US"/>
+              </w:rPr>
+            </w:pPr>
+            <w:r>
+              <w:rPr>
+                <w:rFonts w:ascii="Times New Roman" w:hAnsi="Times New Roman" w:cs="Times New Roman"/>
+                <w:lang w:val="en-US"/>
+              </w:rPr>
+              <w:t>1</w:t>
+            </w:r>
+          </w:p>
+        </w:tc>
+        <w:tc>
+          <w:tcPr>
+            <w:tcW w:w="935" w:type="dxa"/>
+            <w:shd w:val="clear" w:color="auto" w:fill="FFFF00"/>
+            <w:vAlign w:val="center"/>
+          </w:tcPr>
+          <w:p>
+            <w:pPr>
+              <w:jc w:val="center"/>
+              <w:rPr>
+                <w:rFonts w:ascii="Times New Roman" w:hAnsi="Times New Roman" w:cs="Times New Roman"/>
+                <w:lang w:val="en-US"/>
+              </w:rPr>
+            </w:pPr>
+            <w:r>
+              <w:rPr>
+                <w:rFonts w:ascii="Times New Roman" w:hAnsi="Times New Roman" w:cs="Times New Roman"/>
+                <w:lang w:val="en-US"/>
+              </w:rPr>
+              <w:t>1</w:t>
+            </w:r>
+          </w:p>
+        </w:tc>
+        <w:tc>
+          <w:tcPr>
+            <w:tcW w:w="935" w:type="dxa"/>
+            <w:shd w:val="clear" w:color="auto" w:fill="FFFF00"/>
+            <w:vAlign w:val="center"/>
+          </w:tcPr>
+          <w:p>
+            <w:pPr>
+              <w:jc w:val="center"/>
+              <w:rPr>
+                <w:rFonts w:ascii="Times New Roman" w:hAnsi="Times New Roman" w:cs="Times New Roman"/>
+                <w:lang w:val="en-US"/>
+              </w:rPr>
+            </w:pPr>
+            <w:r>
+              <w:rPr>
+                <w:rFonts w:ascii="Times New Roman" w:hAnsi="Times New Roman" w:cs="Times New Roman"/>
+                <w:lang w:val="en-US"/>
+              </w:rPr>
+              <w:t>0</w:t>
+            </w:r>
+          </w:p>
+        </w:tc>
+        <w:tc>
+          <w:tcPr>
+            <w:tcW w:w="935" w:type="dxa"/>
+            <w:shd w:val="clear" w:color="auto" w:fill="FFFF00"/>
+            <w:vAlign w:val="center"/>
+          </w:tcPr>
+          <w:p>
+            <w:pPr>
+              <w:jc w:val="center"/>
+              <w:rPr>
+                <w:rFonts w:ascii="Times New Roman" w:hAnsi="Times New Roman" w:cs="Times New Roman"/>
+                <w:lang w:val="en-US"/>
+              </w:rPr>
+            </w:pPr>
+            <w:r>
+              <w:rPr>
+                <w:rFonts w:ascii="Times New Roman" w:hAnsi="Times New Roman" w:cs="Times New Roman"/>
+                <w:lang w:val="en-US"/>
+              </w:rPr>
+              <w:t>1</w:t>
+            </w:r>
+          </w:p>
+        </w:tc>
+        <w:tc>
+          <w:tcPr>
+            <w:tcW w:w="936" w:type="dxa"/>
+            <w:shd w:val="clear" w:color="auto" w:fill="FFFF00"/>
+            <w:vAlign w:val="center"/>
+          </w:tcPr>
+          <w:p>
+            <w:pPr>
+              <w:jc w:val="center"/>
+              <w:rPr>
+                <w:rFonts w:ascii="Times New Roman" w:hAnsi="Times New Roman" w:cs="Times New Roman"/>
+                <w:lang w:val="en-US"/>
+              </w:rPr>
+            </w:pPr>
+            <w:r>
+              <w:rPr>
+                <w:rFonts w:ascii="Times New Roman" w:hAnsi="Times New Roman" w:cs="Times New Roman"/>
+                <w:lang w:val="en-US"/>
+              </w:rPr>
+              <w:t>1</w:t>
+            </w:r>
+          </w:p>
+        </w:tc>
+        <w:tc>
+          <w:tcPr>
+            <w:tcW w:w="936" w:type="dxa"/>
+            <w:shd w:val="clear" w:color="auto" w:fill="FFFF00"/>
+            <w:vAlign w:val="center"/>
+          </w:tcPr>
+          <w:p>
+            <w:pPr>
+              <w:jc w:val="center"/>
+              <w:rPr>
+                <w:rFonts w:ascii="Times New Roman" w:hAnsi="Times New Roman" w:cs="Times New Roman"/>
+                <w:lang w:val="en-US"/>
+              </w:rPr>
+            </w:pPr>
+            <w:r>
+              <w:rPr>
+                <w:rFonts w:ascii="Times New Roman" w:hAnsi="Times New Roman" w:cs="Times New Roman"/>
+                <w:lang w:val="en-US"/>
+              </w:rPr>
+              <w:t>1</w:t>
+            </w:r>
+          </w:p>
+        </w:tc>
+        <w:tc>
+          <w:tcPr>
+            <w:tcW w:w="998" w:type="dxa"/>
+            <w:vAlign w:val="center"/>
+          </w:tcPr>
+          <w:p>
+            <w:pPr>
+              <w:rPr>
+                <w:rFonts w:ascii="Times New Roman" w:hAnsi="Times New Roman" w:cs="Times New Roman"/>
+                <w:lang w:val="en-US"/>
+              </w:rPr>
+            </w:pPr>
+            <w:r>
+              <w:rPr>
+                <w:rFonts w:ascii="Times New Roman" w:hAnsi="Times New Roman" w:cs="Times New Roman"/>
+                <w:lang w:val="en-US"/>
+              </w:rPr>
+              <w:t>B7</w:t>
+            </w:r>
+          </w:p>
+        </w:tc>
+      </w:tr>
+      <w:tr>
+        <w:tblPrEx>
+          <w:tblCellMar>
+            <w:top w:w="0" w:type="dxa"/>
+            <w:bottom w:w="0" w:type="dxa"/>
+          </w:tblCellMar>
+        </w:tblPrEx>
+        <w:trPr>
+          <w:cantSplit/>
+        </w:trPr>
+        <w:tc>
+          <w:tcPr>
+            <w:tcW w:w="1242" w:type="dxa"/>
+            <w:vAlign w:val="center"/>
+          </w:tcPr>
+          <w:p>
+            <w:pPr>
+              <w:ind w:right="294"/>
+              <w:rPr>
+                <w:rFonts w:ascii="Times New Roman" w:hAnsi="Times New Roman" w:cs="Times New Roman"/>
+                <w:lang w:val="en-US"/>
+              </w:rPr>
+            </w:pPr>
+          </w:p>
+        </w:tc>
+        <w:tc>
+          <w:tcPr>
+            <w:tcW w:w="993" w:type="dxa"/>
+            <w:vAlign w:val="center"/>
+          </w:tcPr>
+          <w:p>
+            <w:pPr>
+              <w:jc w:val="center"/>
+              <w:rPr>
+                <w:rFonts w:ascii="Times New Roman" w:hAnsi="Times New Roman" w:cs="Times New Roman"/>
+                <w:lang w:val="en-US"/>
+              </w:rPr>
+            </w:pPr>
+          </w:p>
+        </w:tc>
+        <w:tc>
+          <w:tcPr>
+            <w:tcW w:w="780" w:type="dxa"/>
+            <w:vAlign w:val="center"/>
+          </w:tcPr>
+          <w:p>
+            <w:pPr>
+              <w:jc w:val="center"/>
+              <w:rPr>
+                <w:rFonts w:ascii="Times New Roman" w:hAnsi="Times New Roman" w:cs="Times New Roman"/>
+                <w:lang w:val="en-US"/>
+              </w:rPr>
+            </w:pPr>
+          </w:p>
+        </w:tc>
+        <w:tc>
+          <w:tcPr>
+            <w:tcW w:w="934" w:type="dxa"/>
+            <w:vAlign w:val="center"/>
+          </w:tcPr>
+          <w:p>
+            <w:pPr>
+              <w:jc w:val="center"/>
+              <w:rPr>
+                <w:rFonts w:ascii="Times New Roman" w:hAnsi="Times New Roman" w:cs="Times New Roman"/>
+                <w:lang w:val="en-US"/>
+              </w:rPr>
+            </w:pPr>
+          </w:p>
+        </w:tc>
+        <w:tc>
+          <w:tcPr>
+            <w:tcW w:w="935" w:type="dxa"/>
+            <w:vAlign w:val="center"/>
+          </w:tcPr>
+          <w:p>
+            <w:pPr>
+              <w:jc w:val="center"/>
+              <w:rPr>
+                <w:rFonts w:ascii="Times New Roman" w:hAnsi="Times New Roman" w:cs="Times New Roman"/>
+                <w:lang w:val="en-US"/>
+              </w:rPr>
+            </w:pPr>
+          </w:p>
+        </w:tc>
+        <w:tc>
+          <w:tcPr>
+            <w:tcW w:w="935" w:type="dxa"/>
+            <w:vAlign w:val="center"/>
+          </w:tcPr>
+          <w:p>
+            <w:pPr>
+              <w:jc w:val="center"/>
+              <w:rPr>
+                <w:rFonts w:ascii="Times New Roman" w:hAnsi="Times New Roman" w:cs="Times New Roman"/>
+                <w:lang w:val="en-US"/>
+              </w:rPr>
+            </w:pPr>
+          </w:p>
+        </w:tc>
+        <w:tc>
+          <w:tcPr>
+            <w:tcW w:w="935" w:type="dxa"/>
+            <w:vAlign w:val="center"/>
+          </w:tcPr>
+          <w:p>
+            <w:pPr>
+              <w:jc w:val="center"/>
+              <w:rPr>
+                <w:rFonts w:ascii="Times New Roman" w:hAnsi="Times New Roman" w:cs="Times New Roman"/>
+                <w:lang w:val="en-US"/>
+              </w:rPr>
+            </w:pPr>
+          </w:p>
+        </w:tc>
+        <w:tc>
+          <w:tcPr>
+            <w:tcW w:w="936" w:type="dxa"/>
+            <w:vAlign w:val="center"/>
+          </w:tcPr>
+          <w:p>
+            <w:pPr>
+              <w:jc w:val="center"/>
+              <w:rPr>
+                <w:rFonts w:ascii="Times New Roman" w:hAnsi="Times New Roman" w:cs="Times New Roman"/>
+                <w:lang w:val="en-US"/>
+              </w:rPr>
+            </w:pPr>
+          </w:p>
+        </w:tc>
+        <w:tc>
+          <w:tcPr>
+            <w:tcW w:w="936" w:type="dxa"/>
+            <w:vAlign w:val="center"/>
+          </w:tcPr>
+          <w:p>
+            <w:pPr>
+              <w:jc w:val="center"/>
+              <w:rPr>
+                <w:rFonts w:ascii="Times New Roman" w:hAnsi="Times New Roman" w:cs="Times New Roman"/>
+                <w:lang w:val="en-US"/>
+              </w:rPr>
+            </w:pPr>
+          </w:p>
+        </w:tc>
+        <w:tc>
+          <w:tcPr>
+            <w:tcW w:w="998" w:type="dxa"/>
+            <w:vAlign w:val="center"/>
+          </w:tcPr>
+          <w:p>
+            <w:pPr>
+              <w:rPr>
+                <w:rFonts w:ascii="Times New Roman" w:hAnsi="Times New Roman" w:cs="Times New Roman"/>
+              </w:rPr>
+            </w:pPr>
+          </w:p>
+        </w:tc>
+      </w:tr>
+      <w:tr>
+        <w:tblPrEx>
+          <w:tblCellMar>
+            <w:top w:w="0" w:type="dxa"/>
+            <w:bottom w:w="0" w:type="dxa"/>
+          </w:tblCellMar>
+        </w:tblPrEx>
+        <w:trPr>
+          <w:cantSplit/>
+        </w:trPr>
+        <w:tc>
+          <w:tcPr>
+            <w:tcW w:w="1242" w:type="dxa"/>
+            <w:vAlign w:val="center"/>
+          </w:tcPr>
+          <w:p>
+            <w:pPr>
+              <w:ind w:right="294"/>
+              <w:rPr>
+                <w:rFonts w:ascii="Times New Roman" w:hAnsi="Times New Roman" w:cs="Times New Roman"/>
+                <w:lang w:val="en-US"/>
+              </w:rPr>
+            </w:pPr>
+          </w:p>
+        </w:tc>
+        <w:tc>
+          <w:tcPr>
+            <w:tcW w:w="993" w:type="dxa"/>
+            <w:vAlign w:val="center"/>
+          </w:tcPr>
+          <w:p>
+            <w:pPr>
+              <w:jc w:val="center"/>
+              <w:rPr>
+                <w:rFonts w:ascii="Times New Roman" w:hAnsi="Times New Roman" w:cs="Times New Roman"/>
+                <w:lang w:val="en-US"/>
+              </w:rPr>
+            </w:pPr>
+          </w:p>
+        </w:tc>
+        <w:tc>
+          <w:tcPr>
+            <w:tcW w:w="780" w:type="dxa"/>
+            <w:vAlign w:val="center"/>
+          </w:tcPr>
+          <w:p>
+            <w:pPr>
+              <w:jc w:val="center"/>
+              <w:rPr>
+                <w:rFonts w:ascii="Times New Roman" w:hAnsi="Times New Roman" w:cs="Times New Roman"/>
+                <w:lang w:val="en-US"/>
+              </w:rPr>
+            </w:pPr>
+          </w:p>
+        </w:tc>
+        <w:tc>
+          <w:tcPr>
+            <w:tcW w:w="934" w:type="dxa"/>
+            <w:vAlign w:val="center"/>
+          </w:tcPr>
+          <w:p>
+            <w:pPr>
+              <w:jc w:val="center"/>
+              <w:rPr>
+                <w:rFonts w:ascii="Times New Roman" w:hAnsi="Times New Roman" w:cs="Times New Roman"/>
+                <w:lang w:val="en-US"/>
+              </w:rPr>
+            </w:pPr>
+          </w:p>
+        </w:tc>
+        <w:tc>
+          <w:tcPr>
+            <w:tcW w:w="935" w:type="dxa"/>
+            <w:vAlign w:val="center"/>
+          </w:tcPr>
+          <w:p>
+            <w:pPr>
+              <w:jc w:val="center"/>
+              <w:rPr>
+                <w:rFonts w:ascii="Times New Roman" w:hAnsi="Times New Roman" w:cs="Times New Roman"/>
+                <w:lang w:val="en-US"/>
+              </w:rPr>
+            </w:pPr>
+          </w:p>
+        </w:tc>
+        <w:tc>
+          <w:tcPr>
+            <w:tcW w:w="935" w:type="dxa"/>
+            <w:vAlign w:val="center"/>
+          </w:tcPr>
+          <w:p>
+            <w:pPr>
+              <w:jc w:val="center"/>
+              <w:rPr>
+                <w:rFonts w:ascii="Times New Roman" w:hAnsi="Times New Roman" w:cs="Times New Roman"/>
+                <w:lang w:val="en-US"/>
+              </w:rPr>
+            </w:pPr>
+          </w:p>
+        </w:tc>
+        <w:tc>
+          <w:tcPr>
+            <w:tcW w:w="935" w:type="dxa"/>
+            <w:vAlign w:val="center"/>
+          </w:tcPr>
+          <w:p>
+            <w:pPr>
+              <w:jc w:val="center"/>
+              <w:rPr>
+                <w:rFonts w:ascii="Times New Roman" w:hAnsi="Times New Roman" w:cs="Times New Roman"/>
+                <w:lang w:val="en-US"/>
+              </w:rPr>
+            </w:pPr>
+          </w:p>
+        </w:tc>
+        <w:tc>
+          <w:tcPr>
+            <w:tcW w:w="936" w:type="dxa"/>
+            <w:vAlign w:val="center"/>
+          </w:tcPr>
+          <w:p>
+            <w:pPr>
+              <w:jc w:val="center"/>
+              <w:rPr>
+                <w:rFonts w:ascii="Times New Roman" w:hAnsi="Times New Roman" w:cs="Times New Roman"/>
+                <w:lang w:val="en-US"/>
+              </w:rPr>
+            </w:pPr>
+          </w:p>
+        </w:tc>
+        <w:tc>
+          <w:tcPr>
+            <w:tcW w:w="936" w:type="dxa"/>
+            <w:vAlign w:val="center"/>
+          </w:tcPr>
+          <w:p>
+            <w:pPr>
+              <w:jc w:val="center"/>
+              <w:rPr>
+                <w:rFonts w:ascii="Times New Roman" w:hAnsi="Times New Roman" w:cs="Times New Roman"/>
+                <w:lang w:val="en-US"/>
+              </w:rPr>
+            </w:pPr>
+          </w:p>
+        </w:tc>
+        <w:tc>
+          <w:tcPr>
+            <w:tcW w:w="998" w:type="dxa"/>
+            <w:vAlign w:val="center"/>
+          </w:tcPr>
+          <w:p>
+            <w:pPr>
+              <w:rPr>
+                <w:rFonts w:ascii="Times New Roman" w:hAnsi="Times New Roman" w:cs="Times New Roman"/>
+              </w:rPr>
+            </w:pPr>
+          </w:p>
+        </w:tc>
+      </w:tr>
+    </w:tbl>
+    <w:p>
+      <w:pPr>
+        <w:ind w:right="424" w:firstLine="284"/>
+        <w:rPr>
+          <w:rFonts w:ascii="Times New Roman" w:hAnsi="Times New Roman" w:cs="Times New Roman"/>
+          <w:sz w:val="28"/>
+          <w:szCs w:val="28"/>
+          <w:lang w:val="en-US"/>
+        </w:rPr>
+      </w:pPr>
+      <w:r>
+        <w:rPr>
+          <w:noProof/>
+        </w:rPr>
+        <w:drawing>
+          <wp:inline distT="0" distB="0" distL="0" distR="0" wp14:anchorId="250AEB65" wp14:editId="38083EA9">
+            <wp:extent cx="6115050" cy="4067175"/>
+            <wp:effectExtent l="0" t="0" r="0" b="9525"/>
+            <wp:docPr id="1926334468" name="Рисунок 1" descr="Изображение выглядит как текст, электроника, снимок экрана, программное обеспечение&#10;&#10;Содержимое, созданное искусственным интеллектом, может быть неверным."/>
+            <wp:cNvGraphicFramePr>
+              <a:graphicFrameLocks xmlns:a="http://schemas.openxmlformats.org/drawingml/2006/main" noChangeAspect="1"/>
+            </wp:cNvGraphicFramePr>
+            <a:graphic xmlns:a="http://schemas.openxmlformats.org/drawingml/2006/main">
+              <a:graphicData uri="http://schemas.openxmlformats.org/drawingml/2006/picture">
+                <pic:pic xmlns:pic="http://schemas.openxmlformats.org/drawingml/2006/picture">
+                  <pic:nvPicPr>
+                    <pic:cNvPr id="1926334468" name="Рисунок 1" descr="Изображение выглядит как текст, электроника, снимок экрана, программное обеспечение&#10;&#10;Содержимое, созданное искусственным интеллектом, может быть неверным."/>
+                    <pic:cNvPicPr/>
+                  </pic:nvPicPr>
+                  <pic:blipFill>
+                    <a:blip r:embed="rId5"/>
+                    <a:stretch>
+                      <a:fillRect/>
+                    </a:stretch>
+                  </pic:blipFill>
+                  <pic:spPr>
+                    <a:xfrm>
+                      <a:off x="0" y="0"/>
+                      <a:ext cx="6115050" cy="4067175"/>
+                    </a:xfrm>
+                    <a:prstGeom prst="rect">
+                      <a:avLst/>
+                    </a:prstGeom>
+                  </pic:spPr>
+                </pic:pic>
+              </a:graphicData>
+            </a:graphic>
+          </wp:inline>
+        </w:drawing>
+      </w:r>
+    </w:p>
+    <w:p>
+      <w:pPr>
+        <w:ind w:right="424" w:firstLine="284"/>
+        <w:rPr>
+          <w:rFonts w:ascii="Times New Roman" w:hAnsi="Times New Roman" w:cs="Times New Roman"/>
+          <w:sz w:val="28"/>
+          <w:szCs w:val="28"/>
+          <w:lang w:val="en-US"/>
+        </w:rPr>
+      </w:pPr>
+    </w:p>
+    <w:p>
+      <w:pPr>
+        <w:ind w:right="424"/>
+        <w:rPr>
+          <w:rFonts w:ascii="Times New Roman" w:hAnsi="Times New Roman" w:cs="Times New Roman"/>
+          <w:b/>
+          <w:bCs/>
+          <w:sz w:val="28"/>
+          <w:szCs w:val="28"/>
+        </w:rPr>
+      </w:pPr>
+      <w:r>
+        <w:rPr>
+          <w:rFonts w:ascii="Times New Roman" w:hAnsi="Times New Roman" w:cs="Times New Roman"/>
+          <w:b/>
+          <w:bCs/>
+          <w:sz w:val="28"/>
+          <w:szCs w:val="28"/>
+        </w:rPr>
+        <w:t>Задание 2.</w:t>
+      </w:r>
+    </w:p>
+    <w:p>
+      <w:pPr>
+        <w:ind w:right="424"/>
+        <w:rPr>
+          <w:rFonts w:ascii="Times New Roman" w:hAnsi="Times New Roman" w:cs="Times New Roman"/>
+          <w:sz w:val="28"/>
+          <w:szCs w:val="28"/>
+          <w:lang w:val="en-US"/>
+        </w:rPr>
+      </w:pPr>
+      <w:r>
+        <w:rPr>
+          <w:rFonts w:ascii="Times New Roman" w:hAnsi="Times New Roman" w:cs="Times New Roman"/>
+          <w:sz w:val="28"/>
+          <w:szCs w:val="28"/>
+        </w:rPr>
+        <w:t>Напишите инструкции, выполнение которых приведет к выводу на экран значения бита переноса в виде цифры (символы 0 и 1, соответствующие коды 30</w:t>
+      </w:r>
+      <w:r>
+        <w:rPr>
+          <w:rFonts w:ascii="Times New Roman" w:hAnsi="Times New Roman" w:cs="Times New Roman"/>
+          <w:sz w:val="28"/>
+          <w:szCs w:val="28"/>
+          <w:lang w:val="en-US"/>
+        </w:rPr>
+        <w:t>h</w:t>
+      </w:r>
+      <w:r>
+        <w:rPr>
+          <w:rFonts w:ascii="Times New Roman" w:hAnsi="Times New Roman" w:cs="Times New Roman"/>
+          <w:sz w:val="28"/>
+          <w:szCs w:val="28"/>
+        </w:rPr>
+        <w:t xml:space="preserve"> и 31</w:t>
+      </w:r>
+      <w:r>
+        <w:rPr>
+          <w:rFonts w:ascii="Times New Roman" w:hAnsi="Times New Roman" w:cs="Times New Roman"/>
+          <w:sz w:val="28"/>
+          <w:szCs w:val="28"/>
+          <w:lang w:val="en-US"/>
+        </w:rPr>
+        <w:t>h</w:t>
+      </w:r>
+      <w:r>
+        <w:rPr>
+          <w:rFonts w:ascii="Times New Roman" w:hAnsi="Times New Roman" w:cs="Times New Roman"/>
+          <w:sz w:val="28"/>
+          <w:szCs w:val="28"/>
+        </w:rPr>
+        <w:t>).</w:t>
+      </w:r>
+    </w:p>
+    <w:p>
+      <w:pPr>
+        <w:ind w:right="424"/>
+        <w:rPr>
+          <w:rFonts w:ascii="Times New Roman" w:hAnsi="Times New Roman" w:cs="Times New Roman"/>
+          <w:sz w:val="28"/>
+          <w:szCs w:val="28"/>
+        </w:rPr>
+      </w:pPr>
+    </w:p>
+    <w:p>
+      <w:pPr>
+        <w:ind w:right="424"/>
+        <w:rPr>
+          <w:rFonts w:ascii="Times New Roman" w:hAnsi="Times New Roman" w:cs="Times New Roman"/>
+          <w:sz w:val="28"/>
+          <w:szCs w:val="28"/>
+        </w:rPr>
+      </w:pPr>
+      <w:r>
+        <w:rPr>
+          <w:rFonts w:ascii="Times New Roman" w:hAnsi="Times New Roman" w:cs="Times New Roman"/>
+          <w:sz w:val="28"/>
+          <w:szCs w:val="28"/>
+        </w:rPr>
+        <w:t>С адреса 100 написал программу выводящую бит переноса</w:t>
+      </w:r>
+    </w:p>
+    <w:p>
+      <w:pPr>
+        <w:ind w:right="424"/>
+        <w:rPr>
+          <w:rFonts w:ascii="Times New Roman" w:hAnsi="Times New Roman" w:cs="Times New Roman"/>
+          <w:sz w:val="28"/>
+          <w:szCs w:val="28"/>
+        </w:rPr>
+      </w:pPr>
+    </w:p>
+    <w:p>
+      <w:pPr>
+        <w:ind w:right="424"/>
+        <w:rPr>
+          <w:rFonts w:ascii="Times New Roman" w:hAnsi="Times New Roman" w:cs="Times New Roman"/>
+          <w:sz w:val="28"/>
+          <w:szCs w:val="28"/>
+        </w:rPr>
+      </w:pPr>
+      <w:r>
+        <w:rPr>
+          <w:rFonts w:ascii="Times New Roman" w:hAnsi="Times New Roman" w:cs="Times New Roman"/>
+          <w:sz w:val="28"/>
+          <w:szCs w:val="28"/>
+        </w:rPr>
+        <w:t>С адреса 120 написал программу, после выполнения которой изменится флаг переноса с нуля на единицу.</w:t>
+      </w:r>
+    </w:p>
+    <w:p>
+      <w:pPr>
+        <w:ind w:right="424"/>
+        <w:rPr>
+          <w:rFonts w:ascii="Times New Roman" w:hAnsi="Times New Roman" w:cs="Times New Roman"/>
+          <w:sz w:val="28"/>
+          <w:szCs w:val="28"/>
+        </w:rPr>
+      </w:pPr>
+    </w:p>
+    <w:p>
+      <w:pPr>
+        <w:ind w:right="424"/>
+        <w:rPr>
+          <w:rFonts w:ascii="Times New Roman" w:hAnsi="Times New Roman" w:cs="Times New Roman"/>
+          <w:sz w:val="28"/>
+          <w:szCs w:val="28"/>
+        </w:rPr>
+      </w:pPr>
+      <w:r>
+        <w:rPr>
+          <w:rFonts w:ascii="Times New Roman" w:hAnsi="Times New Roman" w:cs="Times New Roman"/>
+          <w:sz w:val="28"/>
+          <w:szCs w:val="28"/>
+        </w:rPr>
+        <w:t>При первом выполнении программы с адреса 100 до 10</w:t>
+      </w:r>
+      <w:r>
+        <w:rPr>
+          <w:rFonts w:ascii="Times New Roman" w:hAnsi="Times New Roman" w:cs="Times New Roman"/>
+          <w:sz w:val="28"/>
+          <w:szCs w:val="28"/>
+          <w:lang w:val="en-US"/>
+        </w:rPr>
+        <w:t>d</w:t>
+      </w:r>
+      <w:r>
+        <w:rPr>
+          <w:rFonts w:ascii="Times New Roman" w:hAnsi="Times New Roman" w:cs="Times New Roman"/>
+          <w:sz w:val="28"/>
+          <w:szCs w:val="28"/>
+        </w:rPr>
+        <w:t xml:space="preserve"> выводится флаг 0.</w:t>
+      </w:r>
+    </w:p>
+    <w:p>
+      <w:pPr>
+        <w:ind w:right="424"/>
+        <w:rPr>
+          <w:rFonts w:ascii="Times New Roman" w:hAnsi="Times New Roman" w:cs="Times New Roman"/>
+          <w:sz w:val="28"/>
+          <w:szCs w:val="28"/>
+        </w:rPr>
+      </w:pPr>
+      <w:r>
+        <w:rPr>
+          <w:rFonts w:ascii="Times New Roman" w:hAnsi="Times New Roman" w:cs="Times New Roman"/>
+          <w:sz w:val="28"/>
+          <w:szCs w:val="28"/>
+        </w:rPr>
+        <w:t>После выполнения инструкций с 120 до 125 адресов флаг поменялся. И после перехода на адрес 100 и снова выполнения инструкций до адреса 10</w:t>
+      </w:r>
+      <w:r>
+        <w:rPr>
+          <w:rFonts w:ascii="Times New Roman" w:hAnsi="Times New Roman" w:cs="Times New Roman"/>
+          <w:sz w:val="28"/>
+          <w:szCs w:val="28"/>
+          <w:lang w:val="en-US"/>
+        </w:rPr>
+        <w:t>d</w:t>
+      </w:r>
+      <w:r>
+        <w:rPr>
+          <w:rFonts w:ascii="Times New Roman" w:hAnsi="Times New Roman" w:cs="Times New Roman"/>
+          <w:sz w:val="28"/>
+          <w:szCs w:val="28"/>
+        </w:rPr>
+        <w:t xml:space="preserve"> выводится 1.</w:t>
+      </w:r>
+    </w:p>
+    <w:p>
+      <w:pPr>
+        <w:ind w:right="424"/>
+        <w:rPr>
+          <w:rFonts w:ascii="Times New Roman" w:hAnsi="Times New Roman" w:cs="Times New Roman"/>
+          <w:sz w:val="28"/>
+          <w:szCs w:val="28"/>
+          <w:lang w:val="en-US"/>
+        </w:rPr>
+      </w:pPr>
+      <w:r>
+        <w:rPr>
+          <w:noProof/>
+        </w:rPr>
+        <w:lastRenderedPageBreak/>
+        <w:drawing>
+          <wp:inline distT="0" distB="0" distL="0" distR="0" wp14:anchorId="029C6CCD" wp14:editId="1C85216F">
+            <wp:extent cx="6115050" cy="4067175"/>
+            <wp:effectExtent l="0" t="0" r="0" b="9525"/>
+            <wp:docPr id="973688871" name="Рисунок 1" descr="Изображение выглядит как текст, электроника, снимок экрана, программное обеспечение&#10;&#10;Содержимое, созданное искусственным интеллектом, может быть неверным."/>
+            <wp:cNvGraphicFramePr>
+              <a:graphicFrameLocks xmlns:a="http://schemas.openxmlformats.org/drawingml/2006/main" noChangeAspect="1"/>
+            </wp:cNvGraphicFramePr>
+            <a:graphic xmlns:a="http://schemas.openxmlformats.org/drawingml/2006/main">
+              <a:graphicData uri="http://schemas.openxmlformats.org/drawingml/2006/picture">
+                <pic:pic xmlns:pic="http://schemas.openxmlformats.org/drawingml/2006/picture">
+                  <pic:nvPicPr>
+                    <pic:cNvPr id="973688871" name="Рисунок 1" descr="Изображение выглядит как текст, электроника, снимок экрана, программное обеспечение&#10;&#10;Содержимое, созданное искусственным интеллектом, может быть неверным."/>
+                    <pic:cNvPicPr/>
+                  </pic:nvPicPr>
+                  <pic:blipFill>
+                    <a:blip r:embed="rId6"/>
+                    <a:stretch>
+                      <a:fillRect/>
+                    </a:stretch>
+                  </pic:blipFill>
+                  <pic:spPr>
+                    <a:xfrm>
+                      <a:off x="0" y="0"/>
+                      <a:ext cx="6115050" cy="4067175"/>
+                    </a:xfrm>
+                    <a:prstGeom prst="rect">
+                      <a:avLst/>
+                    </a:prstGeom>
+                  </pic:spPr>
+                </pic:pic>
+              </a:graphicData>
+            </a:graphic>
+          </wp:inline>
+        </w:drawing>
+      </w:r>
+    </w:p>
+    <w:p>
+      <w:pPr>
+        <w:ind w:right="424"/>
+        <w:rPr>
+          <w:rFonts w:ascii="Times New Roman" w:hAnsi="Times New Roman" w:cs="Times New Roman"/>
+          <w:sz w:val="28"/>
+          <w:szCs w:val="28"/>
+          <w:lang w:val="en-US"/>
+        </w:rPr>
+      </w:pPr>
+    </w:p>
+    <w:p>
+      <w:pPr>
+        <w:ind w:right="424"/>
+        <w:rPr>
+          <w:rFonts w:ascii="Times New Roman" w:hAnsi="Times New Roman" w:cs="Times New Roman"/>
+          <w:sz w:val="28"/>
+          <w:szCs w:val="28"/>
+          <w:lang w:val="en-US"/>
+        </w:rPr>
+      </w:pPr>
+      <w:r>
+        <w:rPr>
+          <w:noProof/>
+        </w:rPr>
+        <w:drawing>
+          <wp:inline distT="0" distB="0" distL="0" distR="0" wp14:anchorId="46F61432" wp14:editId="044223D8">
+            <wp:extent cx="6115050" cy="4067175"/>
+            <wp:effectExtent l="0" t="0" r="0" b="9525"/>
+            <wp:docPr id="2056268203" name="Рисунок 1" descr="Изображение выглядит как текст, электроника, снимок экрана, программное обеспечение&#10;&#10;Содержимое, созданное искусственным интеллектом, может быть неверным."/>
+            <wp:cNvGraphicFramePr>
+              <a:graphicFrameLocks xmlns:a="http://schemas.openxmlformats.org/drawingml/2006/main" noChangeAspect="1"/>
+            </wp:cNvGraphicFramePr>
+            <a:graphic xmlns:a="http://schemas.openxmlformats.org/drawingml/2006/main">
+              <a:graphicData uri="http://schemas.openxmlformats.org/drawingml/2006/picture">
+                <pic:pic xmlns:pic="http://schemas.openxmlformats.org/drawingml/2006/picture">
+                  <pic:nvPicPr>
+                    <pic:cNvPr id="2056268203" name="Рисунок 1" descr="Изображение выглядит как текст, электроника, снимок экрана, программное обеспечение&#10;&#10;Содержимое, созданное искусственным интеллектом, может быть неверным."/>
+                    <pic:cNvPicPr/>
+                  </pic:nvPicPr>
+                  <pic:blipFill>
+                    <a:blip r:embed="rId7"/>
+                    <a:stretch>
+                      <a:fillRect/>
+                    </a:stretch>
+                  </pic:blipFill>
+                  <pic:spPr>
+                    <a:xfrm>
+                      <a:off x="0" y="0"/>
+                      <a:ext cx="6115050" cy="4067175"/>
+                    </a:xfrm>
+                    <a:prstGeom prst="rect">
+                      <a:avLst/>
+                    </a:prstGeom>
+                  </pic:spPr>
+                </pic:pic>
+              </a:graphicData>
+            </a:graphic>
+          </wp:inline>
+        </w:drawing>
+      </w:r>
+    </w:p>
+    <w:p>
+      <w:pPr>
+        <w:ind w:right="424"/>
+        <w:rPr>
+          <w:rFonts w:ascii="Times New Roman" w:hAnsi="Times New Roman" w:cs="Times New Roman"/>
+          <w:sz w:val="28"/>
+          <w:szCs w:val="28"/>
+          <w:lang w:val="en-US"/>
+        </w:rPr>
+      </w:pPr>
+      <w:r>
+        <w:rPr>
+          <w:noProof/>
+        </w:rPr>
+        <w:lastRenderedPageBreak/>
+        <w:drawing>
+          <wp:inline distT="0" distB="0" distL="0" distR="0" wp14:anchorId="3061C30B" wp14:editId="37A49BAA">
+            <wp:extent cx="6115050" cy="4067175"/>
+            <wp:effectExtent l="0" t="0" r="0" b="9525"/>
+            <wp:docPr id="987343083" name="Рисунок 1" descr="Изображение выглядит как текст, электроника, снимок экрана, программное обеспечение&#10;&#10;Содержимое, созданное искусственным интеллектом, может быть неверным."/>
+            <wp:cNvGraphicFramePr>
+              <a:graphicFrameLocks xmlns:a="http://schemas.openxmlformats.org/drawingml/2006/main" noChangeAspect="1"/>
+            </wp:cNvGraphicFramePr>
+            <a:graphic xmlns:a="http://schemas.openxmlformats.org/drawingml/2006/main">
+              <a:graphicData uri="http://schemas.openxmlformats.org/drawingml/2006/picture">
+                <pic:pic xmlns:pic="http://schemas.openxmlformats.org/drawingml/2006/picture">
+                  <pic:nvPicPr>
+                    <pic:cNvPr id="987343083" name="Рисунок 1" descr="Изображение выглядит как текст, электроника, снимок экрана, программное обеспечение&#10;&#10;Содержимое, созданное искусственным интеллектом, может быть неверным."/>
+                    <pic:cNvPicPr/>
+                  </pic:nvPicPr>
+                  <pic:blipFill>
+                    <a:blip r:embed="rId8"/>
+                    <a:stretch>
+                      <a:fillRect/>
+                    </a:stretch>
+                  </pic:blipFill>
+                  <pic:spPr>
+                    <a:xfrm>
+                      <a:off x="0" y="0"/>
+                      <a:ext cx="6115050" cy="4067175"/>
+                    </a:xfrm>
+                    <a:prstGeom prst="rect">
+                      <a:avLst/>
+                    </a:prstGeom>
+                  </pic:spPr>
+                </pic:pic>
+              </a:graphicData>
+            </a:graphic>
+          </wp:inline>
+        </w:drawing>
+      </w:r>
+    </w:p>
+    <w:p>
+      <w:pPr>
+        <w:ind w:right="424"/>
+        <w:rPr>
+          <w:rFonts w:ascii="Times New Roman" w:hAnsi="Times New Roman" w:cs="Times New Roman"/>
+          <w:sz w:val="28"/>
+          <w:szCs w:val="28"/>
+        </w:rPr>
+      </w:pPr>
+      <w:r>
+        <w:rPr>
+          <w:noProof/>
+        </w:rPr>
+        <w:drawing>
+          <wp:inline distT="0" distB="0" distL="0" distR="0" wp14:anchorId="4C2303D6" wp14:editId="3C8877D9">
+            <wp:extent cx="6115050" cy="4067175"/>
+            <wp:effectExtent l="0" t="0" r="0" b="9525"/>
+            <wp:docPr id="958808077" name="Рисунок 1" descr="Изображение выглядит как текст, снимок экрана, программное обеспечение, Шрифт&#10;&#10;Содержимое, созданное искусственным интеллектом, может быть неверным."/>
+            <wp:cNvGraphicFramePr>
+              <a:graphicFrameLocks xmlns:a="http://schemas.openxmlformats.org/drawingml/2006/main" noChangeAspect="1"/>
+            </wp:cNvGraphicFramePr>
+            <a:graphic xmlns:a="http://schemas.openxmlformats.org/drawingml/2006/main">
+              <a:graphicData uri="http://schemas.openxmlformats.org/drawingml/2006/picture">
+                <pic:pic xmlns:pic="http://schemas.openxmlformats.org/drawingml/2006/picture">
+                  <pic:nvPicPr>
+                    <pic:cNvPr id="958808077" name="Рисунок 1" descr="Изображение выглядит как текст, снимок экрана, программное обеспечение, Шрифт&#10;&#10;Содержимое, созданное искусственным интеллектом, может быть неверным."/>
+                    <pic:cNvPicPr/>
+                  </pic:nvPicPr>
+                  <pic:blipFill>
+                    <a:blip r:embed="rId9"/>
+                    <a:stretch>
+                      <a:fillRect/>
+                    </a:stretch>
+                  </pic:blipFill>
+                  <pic:spPr>
+                    <a:xfrm>
+                      <a:off x="0" y="0"/>
+                      <a:ext cx="6115050" cy="4067175"/>
+                    </a:xfrm>
+                    <a:prstGeom prst="rect">
+                      <a:avLst/>
+                    </a:prstGeom>
+                  </pic:spPr>
+                </pic:pic>
+              </a:graphicData>
+            </a:graphic>
+          </wp:inline>
+        </w:drawing>
+      </w:r>
+    </w:p>
+    <w:p>
+      <w:pPr>
+        <w:ind w:right="424"/>
+        <w:rPr>
+          <w:rFonts w:ascii="Times New Roman" w:hAnsi="Times New Roman" w:cs="Times New Roman"/>
+          <w:b/>
+          <w:bCs/>
+          <w:sz w:val="28"/>
+          <w:szCs w:val="28"/>
+        </w:rPr>
+      </w:pPr>
+      <w:r>
+        <w:rPr>
+          <w:rFonts w:ascii="Times New Roman" w:hAnsi="Times New Roman" w:cs="Times New Roman"/>
+          <w:b/>
+          <w:bCs/>
+          <w:sz w:val="28"/>
+          <w:szCs w:val="28"/>
+        </w:rPr>
+        <w:t>Задание 3</w:t>
+      </w:r>
+    </w:p>
+    <w:p>
+      <w:pPr>
+        <w:ind w:right="424"/>
+        <w:rPr>
+          <w:rFonts w:ascii="Times New Roman" w:hAnsi="Times New Roman" w:cs="Times New Roman"/>
+          <w:sz w:val="28"/>
+          <w:szCs w:val="28"/>
+        </w:rPr>
+      </w:pPr>
+      <w:r>
+        <w:rPr>
+          <w:rFonts w:ascii="Times New Roman" w:hAnsi="Times New Roman" w:cs="Times New Roman"/>
+          <w:sz w:val="28"/>
+          <w:szCs w:val="28"/>
+        </w:rPr>
+        <w:t xml:space="preserve">Напишите программу, которая выводит на экран в двоичном представлении число, записанное в регистре </w:t>
+      </w:r>
+      <w:r>
+        <w:rPr>
+          <w:rFonts w:ascii="Times New Roman" w:hAnsi="Times New Roman" w:cs="Times New Roman"/>
+          <w:sz w:val="28"/>
+          <w:szCs w:val="28"/>
+          <w:lang w:val="en-US"/>
+        </w:rPr>
+        <w:t>BL</w:t>
+      </w:r>
+      <w:r>
+        <w:rPr>
+          <w:rFonts w:ascii="Times New Roman" w:hAnsi="Times New Roman" w:cs="Times New Roman"/>
+          <w:sz w:val="28"/>
+          <w:szCs w:val="28"/>
+        </w:rPr>
+        <w:t>.</w:t>
+      </w:r>
+    </w:p>
+    <w:p>
+      <w:pPr>
+        <w:ind w:right="424"/>
+        <w:rPr>
+          <w:rFonts w:ascii="Times New Roman" w:hAnsi="Times New Roman" w:cs="Times New Roman"/>
+          <w:sz w:val="28"/>
+          <w:szCs w:val="28"/>
+        </w:rPr>
+      </w:pPr>
+      <w:r>
+        <w:rPr>
+          <w:rFonts w:ascii="Times New Roman" w:hAnsi="Times New Roman" w:cs="Times New Roman"/>
+          <w:sz w:val="28"/>
+          <w:szCs w:val="28"/>
+        </w:rPr>
+        <w:t>MOV BL, 50</w:t>
+      </w:r>
+    </w:p>
+    <w:p>
+      <w:pPr>
+        <w:ind w:right="424"/>
+        <w:rPr>
+          <w:rFonts w:ascii="Times New Roman" w:hAnsi="Times New Roman" w:cs="Times New Roman"/>
+          <w:sz w:val="28"/>
+          <w:szCs w:val="28"/>
+        </w:rPr>
+      </w:pPr>
+      <w:r>
+        <w:rPr>
+          <w:rFonts w:ascii="Times New Roman" w:hAnsi="Times New Roman" w:cs="Times New Roman"/>
+          <w:sz w:val="28"/>
+          <w:szCs w:val="28"/>
+        </w:rPr>
+        <w:t>MOV CX, 8</w:t>
+      </w:r>
+      <w:r>
+        <w:rPr>
+          <w:rFonts w:ascii="Times New Roman" w:hAnsi="Times New Roman" w:cs="Times New Roman"/>
+          <w:sz w:val="28"/>
+          <w:szCs w:val="28"/>
+        </w:rPr>
+        <w:t xml:space="preserve"> ;</w:t>
+      </w:r>
+      <w:r>
+        <w:rPr>
+          <w:rFonts w:ascii="Times New Roman" w:hAnsi="Times New Roman" w:cs="Times New Roman"/>
+          <w:sz w:val="28"/>
+          <w:szCs w:val="28"/>
+        </w:rPr>
+        <w:t>кол-во повторений</w:t>
+      </w:r>
+    </w:p>
+    <w:p>
+      <w:pPr>
+        <w:ind w:right="424"/>
+        <w:rPr>
+          <w:rFonts w:ascii="Times New Roman" w:hAnsi="Times New Roman" w:cs="Times New Roman"/>
+          <w:sz w:val="28"/>
+          <w:szCs w:val="28"/>
+        </w:rPr>
+      </w:pPr>
+      <w:r>
+        <w:rPr>
+          <w:rFonts w:ascii="Times New Roman" w:hAnsi="Times New Roman" w:cs="Times New Roman"/>
+          <w:sz w:val="28"/>
+          <w:szCs w:val="28"/>
+        </w:rPr>
+        <w:t>MOV AH, 2</w:t>
+      </w:r>
+      <w:r>
+        <w:rPr>
+          <w:rFonts w:ascii="Times New Roman" w:hAnsi="Times New Roman" w:cs="Times New Roman"/>
+          <w:sz w:val="28"/>
+          <w:szCs w:val="28"/>
+        </w:rPr>
+        <w:t xml:space="preserve"> </w:t>
+      </w:r>
+      <w:r>
+        <w:rPr>
+          <w:rFonts w:ascii="Times New Roman" w:hAnsi="Times New Roman" w:cs="Times New Roman"/>
+          <w:sz w:val="28"/>
+          <w:szCs w:val="28"/>
+        </w:rPr>
+        <w:t>;</w:t>
+      </w:r>
+      <w:r>
+        <w:rPr>
+          <w:rFonts w:ascii="Times New Roman" w:hAnsi="Times New Roman" w:cs="Times New Roman"/>
+          <w:sz w:val="28"/>
+          <w:szCs w:val="28"/>
+        </w:rPr>
+        <w:t>код функции вывода символа</w:t>
+      </w:r>
+    </w:p>
+    <w:p>
+      <w:pPr>
+        <w:ind w:right="424"/>
+        <w:rPr>
+          <w:rFonts w:ascii="Times New Roman" w:hAnsi="Times New Roman" w:cs="Times New Roman"/>
+          <w:sz w:val="28"/>
+          <w:szCs w:val="28"/>
+        </w:rPr>
+      </w:pPr>
+      <w:r>
+        <w:rPr>
+          <w:rFonts w:ascii="Times New Roman" w:hAnsi="Times New Roman" w:cs="Times New Roman"/>
+          <w:sz w:val="28"/>
+          <w:szCs w:val="28"/>
+        </w:rPr>
+        <w:t>RCL BL, 1</w:t>
+      </w:r>
+    </w:p>
+    <w:p>
+      <w:pPr>
+        <w:ind w:right="424"/>
+        <w:rPr>
+          <w:rFonts w:ascii="Times New Roman" w:hAnsi="Times New Roman" w:cs="Times New Roman"/>
+          <w:sz w:val="28"/>
+          <w:szCs w:val="28"/>
+        </w:rPr>
+      </w:pPr>
+      <w:r>
+        <w:rPr>
+          <w:rFonts w:ascii="Times New Roman" w:hAnsi="Times New Roman" w:cs="Times New Roman"/>
+          <w:sz w:val="28"/>
+          <w:szCs w:val="28"/>
+          <w:lang w:val="en-US"/>
+        </w:rPr>
+        <w:t>MOV</w:t>
+      </w:r>
+      <w:r>
+        <w:rPr>
+          <w:rFonts w:ascii="Times New Roman" w:hAnsi="Times New Roman" w:cs="Times New Roman"/>
+          <w:sz w:val="28"/>
+          <w:szCs w:val="28"/>
+        </w:rPr>
+        <w:t xml:space="preserve"> </w:t>
+      </w:r>
+      <w:r>
+        <w:rPr>
+          <w:rFonts w:ascii="Times New Roman" w:hAnsi="Times New Roman" w:cs="Times New Roman"/>
+          <w:sz w:val="28"/>
+          <w:szCs w:val="28"/>
+          <w:lang w:val="en-US"/>
+        </w:rPr>
+        <w:t>DL</w:t>
+      </w:r>
+      <w:r>
+        <w:rPr>
+          <w:rFonts w:ascii="Times New Roman" w:hAnsi="Times New Roman" w:cs="Times New Roman"/>
+          <w:sz w:val="28"/>
+          <w:szCs w:val="28"/>
+        </w:rPr>
+        <w:t xml:space="preserve">, </w:t>
+      </w:r>
+      <w:r>
+        <w:rPr>
+          <w:rFonts w:ascii="Times New Roman" w:hAnsi="Times New Roman" w:cs="Times New Roman"/>
+          <w:sz w:val="28"/>
+          <w:szCs w:val="28"/>
+        </w:rPr>
+        <w:t>30</w:t>
+      </w:r>
+      <w:r>
+        <w:rPr>
+          <w:rFonts w:ascii="Times New Roman" w:hAnsi="Times New Roman" w:cs="Times New Roman"/>
+          <w:sz w:val="28"/>
+          <w:szCs w:val="28"/>
+        </w:rPr>
+        <w:t xml:space="preserve"> ;</w:t>
+      </w:r>
+      <w:r>
+        <w:rPr>
+          <w:rFonts w:ascii="Times New Roman" w:hAnsi="Times New Roman" w:cs="Times New Roman"/>
+          <w:sz w:val="28"/>
+          <w:szCs w:val="28"/>
+          <w:lang w:val="en-US"/>
+        </w:rPr>
+        <w:t>ascii</w:t>
+      </w:r>
+      <w:r>
+        <w:rPr>
+          <w:rFonts w:ascii="Times New Roman" w:hAnsi="Times New Roman" w:cs="Times New Roman"/>
+          <w:sz w:val="28"/>
+          <w:szCs w:val="28"/>
+        </w:rPr>
+        <w:t xml:space="preserve"> </w:t>
+      </w:r>
+      <w:r>
+        <w:rPr>
+          <w:rFonts w:ascii="Times New Roman" w:hAnsi="Times New Roman" w:cs="Times New Roman"/>
+          <w:sz w:val="28"/>
+          <w:szCs w:val="28"/>
+        </w:rPr>
+        <w:t>код нуля</w:t>
+      </w:r>
+    </w:p>
+    <w:p>
+      <w:pPr>
+        <w:ind w:right="424"/>
+        <w:rPr>
+          <w:rFonts w:ascii="Times New Roman" w:hAnsi="Times New Roman" w:cs="Times New Roman"/>
+          <w:sz w:val="28"/>
+          <w:szCs w:val="28"/>
+          <w:lang w:val="en-US"/>
+        </w:rPr>
+      </w:pPr>
+      <w:r>
+        <w:rPr>
+          <w:rFonts w:ascii="Times New Roman" w:hAnsi="Times New Roman" w:cs="Times New Roman"/>
+          <w:sz w:val="28"/>
+          <w:szCs w:val="28"/>
+          <w:lang w:val="en-US"/>
+        </w:rPr>
+        <w:t>ADC DL, 0</w:t>
+      </w:r>
+    </w:p>
+    <w:p>
+      <w:pPr>
+        <w:ind w:right="424"/>
+        <w:rPr>
+          <w:rFonts w:ascii="Times New Roman" w:hAnsi="Times New Roman" w:cs="Times New Roman"/>
+          <w:sz w:val="28"/>
+          <w:szCs w:val="28"/>
+        </w:rPr>
+      </w:pPr>
+      <w:r>
+        <w:rPr>
+          <w:rFonts w:ascii="Times New Roman" w:hAnsi="Times New Roman" w:cs="Times New Roman"/>
+          <w:sz w:val="28"/>
+          <w:szCs w:val="28"/>
+        </w:rPr>
+        <w:t>INT 21</w:t>
+      </w:r>
+    </w:p>
+    <w:p>
+      <w:pPr>
+        <w:ind w:right="424"/>
+        <w:rPr>
+          <w:rFonts w:ascii="Times New Roman" w:hAnsi="Times New Roman" w:cs="Times New Roman"/>
+          <w:sz w:val="28"/>
+          <w:szCs w:val="28"/>
+        </w:rPr>
+      </w:pPr>
+      <w:r>
+        <w:rPr>
+          <w:rFonts w:ascii="Times New Roman" w:hAnsi="Times New Roman" w:cs="Times New Roman"/>
+          <w:sz w:val="28"/>
+          <w:szCs w:val="28"/>
+          <w:lang w:val="en-US"/>
+        </w:rPr>
+        <w:t>LOOP</w:t>
+      </w:r>
+      <w:r>
+        <w:rPr>
+          <w:rFonts w:ascii="Times New Roman" w:hAnsi="Times New Roman" w:cs="Times New Roman"/>
+          <w:sz w:val="28"/>
+          <w:szCs w:val="28"/>
+        </w:rPr>
+        <w:t xml:space="preserve"> 10</w:t>
+      </w:r>
+      <w:r>
+        <w:rPr>
+          <w:rFonts w:ascii="Times New Roman" w:hAnsi="Times New Roman" w:cs="Times New Roman"/>
+          <w:sz w:val="28"/>
+          <w:szCs w:val="28"/>
+        </w:rPr>
+        <w:t>7</w:t>
+      </w:r>
+      <w:r>
+        <w:rPr>
+          <w:rFonts w:ascii="Times New Roman" w:hAnsi="Times New Roman" w:cs="Times New Roman"/>
+          <w:sz w:val="28"/>
+          <w:szCs w:val="28"/>
+        </w:rPr>
+        <w:t xml:space="preserve"> ; </w:t>
+      </w:r>
+      <w:r>
+        <w:rPr>
+          <w:rFonts w:ascii="Times New Roman" w:hAnsi="Times New Roman" w:cs="Times New Roman"/>
+          <w:sz w:val="28"/>
+          <w:szCs w:val="28"/>
+        </w:rPr>
+        <w:t xml:space="preserve">107 = </w:t>
+      </w:r>
+      <w:r>
+        <w:rPr>
+          <w:rFonts w:ascii="Times New Roman" w:hAnsi="Times New Roman" w:cs="Times New Roman"/>
+          <w:sz w:val="28"/>
+          <w:szCs w:val="28"/>
+        </w:rPr>
+        <w:t>адрес</w:t>
+      </w:r>
+      <w:r>
+        <w:rPr>
+          <w:rFonts w:ascii="Times New Roman" w:hAnsi="Times New Roman" w:cs="Times New Roman"/>
+          <w:sz w:val="28"/>
+          <w:szCs w:val="28"/>
+        </w:rPr>
+        <w:t xml:space="preserve"> </w:t>
+      </w:r>
+      <w:r>
+        <w:rPr>
+          <w:rFonts w:ascii="Times New Roman" w:hAnsi="Times New Roman" w:cs="Times New Roman"/>
+          <w:sz w:val="28"/>
+          <w:szCs w:val="28"/>
+          <w:lang w:val="en-US"/>
+        </w:rPr>
+        <w:t>rcl</w:t>
+      </w:r>
+      <w:r>
+        <w:rPr>
+          <w:rFonts w:ascii="Times New Roman" w:hAnsi="Times New Roman" w:cs="Times New Roman"/>
+          <w:sz w:val="28"/>
+          <w:szCs w:val="28"/>
+        </w:rPr>
+        <w:t xml:space="preserve"> </w:t>
+      </w:r>
+      <w:r>
+        <w:rPr>
+          <w:rFonts w:ascii="Times New Roman" w:hAnsi="Times New Roman" w:cs="Times New Roman"/>
+          <w:sz w:val="28"/>
+          <w:szCs w:val="28"/>
+          <w:lang w:val="en-US"/>
+        </w:rPr>
+        <w:t>bl</w:t>
+      </w:r>
+      <w:r>
+        <w:rPr>
+          <w:rFonts w:ascii="Times New Roman" w:hAnsi="Times New Roman" w:cs="Times New Roman"/>
+          <w:sz w:val="28"/>
+          <w:szCs w:val="28"/>
+        </w:rPr>
+        <w:t>,1</w:t>
+      </w:r>
+      <w:r>
+        <w:rPr>
+          <w:rFonts w:ascii="Times New Roman" w:hAnsi="Times New Roman" w:cs="Times New Roman"/>
+          <w:sz w:val="28"/>
+          <w:szCs w:val="28"/>
+        </w:rPr>
+        <w:t xml:space="preserve">, будет повторятся </w:t>
+      </w:r>
+      <w:r>
+        <w:rPr>
+          <w:rFonts w:ascii="Times New Roman" w:hAnsi="Times New Roman" w:cs="Times New Roman"/>
+          <w:sz w:val="28"/>
+          <w:szCs w:val="28"/>
+          <w:lang w:val="en-US"/>
+        </w:rPr>
+        <w:t>CX</w:t>
+      </w:r>
+      <w:r>
+        <w:rPr>
+          <w:rFonts w:ascii="Times New Roman" w:hAnsi="Times New Roman" w:cs="Times New Roman"/>
+          <w:sz w:val="28"/>
+          <w:szCs w:val="28"/>
+        </w:rPr>
+        <w:t xml:space="preserve"> раз.</w:t>
+      </w:r>
+    </w:p>
+    <w:p>
+      <w:pPr>
+        <w:ind w:right="424"/>
+        <w:rPr>
+          <w:rFonts w:ascii="Times New Roman" w:hAnsi="Times New Roman" w:cs="Times New Roman"/>
+          <w:sz w:val="28"/>
+          <w:szCs w:val="28"/>
+          <w:lang w:val="en-US"/>
+        </w:rPr>
+      </w:pPr>
+      <w:r>
+        <w:rPr>
+          <w:noProof/>
+        </w:rPr>
+        <w:lastRenderedPageBreak/>
+        <w:drawing>
+          <wp:inline distT="0" distB="0" distL="0" distR="0" wp14:anchorId="02AF7280" wp14:editId="43196F8F">
+            <wp:extent cx="6115050" cy="4067175"/>
+            <wp:effectExtent l="0" t="0" r="0" b="9525"/>
+            <wp:docPr id="417664310" name="Рисунок 1" descr="Изображение выглядит как текст, электроника, снимок экрана, программное обеспечение&#10;&#10;Содержимое, созданное искусственным интеллектом, может быть неверным."/>
+            <wp:cNvGraphicFramePr>
+              <a:graphicFrameLocks xmlns:a="http://schemas.openxmlformats.org/drawingml/2006/main" noChangeAspect="1"/>
+            </wp:cNvGraphicFramePr>
+            <a:graphic xmlns:a="http://schemas.openxmlformats.org/drawingml/2006/main">
+              <a:graphicData uri="http://schemas.openxmlformats.org/drawingml/2006/picture">
+                <pic:pic xmlns:pic="http://schemas.openxmlformats.org/drawingml/2006/picture">
+                  <pic:nvPicPr>
+                    <pic:cNvPr id="417664310" name="Рисунок 1" descr="Изображение выглядит как текст, электроника, снимок экрана, программное обеспечение&#10;&#10;Содержимое, созданное искусственным интеллектом, может быть неверным."/>
+                    <pic:cNvPicPr/>
+                  </pic:nvPicPr>
+                  <pic:blipFill>
+                    <a:blip r:embed="rId10"/>
+                    <a:stretch>
+                      <a:fillRect/>
+                    </a:stretch>
+                  </pic:blipFill>
+                  <pic:spPr>
+                    <a:xfrm>
+                      <a:off x="0" y="0"/>
+                      <a:ext cx="6115050" cy="4067175"/>
+                    </a:xfrm>
+                    <a:prstGeom prst="rect">
+                      <a:avLst/>
+                    </a:prstGeom>
+                  </pic:spPr>
+                </pic:pic>
+              </a:graphicData>
+            </a:graphic>
+          </wp:inline>
+        </w:drawing>
+      </w:r>
+    </w:p>
+    <w:p>
+      <w:pPr>
+        <w:ind w:right="424"/>
+        <w:rPr>
+          <w:rFonts w:ascii="Times New Roman" w:hAnsi="Times New Roman" w:cs="Times New Roman"/>
+          <w:sz w:val="28"/>
+          <w:szCs w:val="28"/>
+          <w:lang w:val="en-US"/>
+        </w:rPr>
+      </w:pPr>
+    </w:p>
+    <w:p>
+      <w:pPr>
+        <w:ind w:right="424"/>
+        <w:rPr>
+          <w:rFonts w:ascii="Times New Roman" w:hAnsi="Times New Roman" w:cs="Times New Roman"/>
+          <w:sz w:val="28"/>
+          <w:szCs w:val="28"/>
+        </w:rPr>
+      </w:pPr>
+      <w:r>
+        <w:rPr>
+          <w:rFonts w:ascii="Times New Roman" w:hAnsi="Times New Roman" w:cs="Times New Roman"/>
+          <w:sz w:val="28"/>
+          <w:szCs w:val="28"/>
+        </w:rPr>
+        <w:t>Вывод 0101 000 что и есть 50.</w:t>
+      </w:r>
+    </w:p>
+    <w:p>
+      <w:pPr>
+        <w:ind w:right="424"/>
+        <w:rPr>
+          <w:rFonts w:ascii="Times New Roman" w:hAnsi="Times New Roman" w:cs="Times New Roman"/>
+          <w:sz w:val="28"/>
+          <w:szCs w:val="28"/>
+        </w:rPr>
+      </w:pPr>
+    </w:p>
+    <w:p>
+      <w:pPr>
+        <w:ind w:right="424"/>
+        <w:rPr>
+          <w:rFonts w:ascii="Times New Roman" w:hAnsi="Times New Roman" w:cs="Times New Roman"/>
+          <w:b/>
+          <w:bCs/>
+          <w:sz w:val="28"/>
+          <w:szCs w:val="28"/>
+        </w:rPr>
+      </w:pPr>
+      <w:r>
+        <w:rPr>
+          <w:rFonts w:ascii="Times New Roman" w:hAnsi="Times New Roman" w:cs="Times New Roman"/>
+          <w:b/>
+          <w:bCs/>
+          <w:sz w:val="28"/>
+          <w:szCs w:val="28"/>
+        </w:rPr>
+        <w:t>Задание 1.</w:t>
+      </w:r>
+    </w:p>
+    <w:p>
+      <w:pPr>
+        <w:ind w:right="424"/>
+        <w:rPr>
+          <w:rFonts w:ascii="Times New Roman" w:hAnsi="Times New Roman" w:cs="Times New Roman"/>
+          <w:sz w:val="28"/>
+          <w:szCs w:val="28"/>
+        </w:rPr>
+      </w:pPr>
+      <w:r>
+        <w:rPr>
+          <w:rFonts w:ascii="Times New Roman" w:hAnsi="Times New Roman" w:cs="Times New Roman"/>
+          <w:sz w:val="28"/>
+          <w:szCs w:val="28"/>
+        </w:rPr>
+        <w:t xml:space="preserve">Используя операцию вычитания, проанализируйте изменение значения флага </w:t>
+      </w:r>
+      <w:r>
+        <w:rPr>
+          <w:rFonts w:ascii="Times New Roman" w:hAnsi="Times New Roman" w:cs="Times New Roman"/>
+          <w:sz w:val="28"/>
+          <w:szCs w:val="28"/>
+          <w:lang w:val="en-US"/>
+        </w:rPr>
+        <w:t>Z</w:t>
+      </w:r>
+      <w:r>
+        <w:rPr>
+          <w:rFonts w:ascii="Times New Roman" w:hAnsi="Times New Roman" w:cs="Times New Roman"/>
+          <w:sz w:val="28"/>
+          <w:szCs w:val="28"/>
+        </w:rPr>
+        <w:t xml:space="preserve"> в зависимости от равенства 0 результата операции. </w:t>
+      </w:r>
+    </w:p>
+    <w:p>
+      <w:pPr>
+        <w:ind w:right="424"/>
+        <w:rPr>
+          <w:rFonts w:ascii="Times New Roman" w:hAnsi="Times New Roman" w:cs="Times New Roman"/>
+          <w:sz w:val="28"/>
+          <w:szCs w:val="28"/>
+          <w:lang w:val="en-US"/>
+        </w:rPr>
+      </w:pPr>
+    </w:p>
+    <w:p>
+      <w:pPr>
+        <w:ind w:right="424"/>
+        <w:rPr>
+          <w:rFonts w:ascii="Times New Roman" w:hAnsi="Times New Roman" w:cs="Times New Roman"/>
+          <w:sz w:val="28"/>
+          <w:szCs w:val="28"/>
+        </w:rPr>
+      </w:pPr>
+      <w:r>
+        <w:rPr>
+          <w:rFonts w:ascii="Times New Roman" w:hAnsi="Times New Roman" w:cs="Times New Roman"/>
+          <w:sz w:val="28"/>
+          <w:szCs w:val="28"/>
+          <w:lang w:val="en-US"/>
+        </w:rPr>
+        <w:t>Ax</w:t>
+      </w:r>
+      <w:r>
+        <w:rPr>
+          <w:rFonts w:ascii="Times New Roman" w:hAnsi="Times New Roman" w:cs="Times New Roman"/>
+          <w:sz w:val="28"/>
+          <w:szCs w:val="28"/>
+        </w:rPr>
+        <w:t>=</w:t>
+      </w:r>
+      <w:r>
+        <w:rPr>
+          <w:rFonts w:ascii="Times New Roman" w:hAnsi="Times New Roman" w:cs="Times New Roman"/>
+          <w:sz w:val="28"/>
+          <w:szCs w:val="28"/>
+          <w:lang w:val="en-US"/>
+        </w:rPr>
+        <w:t>bx</w:t>
+      </w:r>
+      <w:r>
+        <w:rPr>
+          <w:rFonts w:ascii="Times New Roman" w:hAnsi="Times New Roman" w:cs="Times New Roman"/>
+          <w:sz w:val="28"/>
+          <w:szCs w:val="28"/>
+        </w:rPr>
+        <w:t xml:space="preserve">=0 =&gt; </w:t>
+      </w:r>
+      <w:r>
+        <w:rPr>
+          <w:rFonts w:ascii="Times New Roman" w:hAnsi="Times New Roman" w:cs="Times New Roman"/>
+          <w:sz w:val="28"/>
+          <w:szCs w:val="28"/>
+          <w:lang w:val="en-US"/>
+        </w:rPr>
+        <w:t>sub</w:t>
+      </w:r>
+      <w:r>
+        <w:rPr>
+          <w:rFonts w:ascii="Times New Roman" w:hAnsi="Times New Roman" w:cs="Times New Roman"/>
+          <w:sz w:val="28"/>
+          <w:szCs w:val="28"/>
+        </w:rPr>
+        <w:t xml:space="preserve"> </w:t>
+      </w:r>
+      <w:r>
+        <w:rPr>
+          <w:rFonts w:ascii="Times New Roman" w:hAnsi="Times New Roman" w:cs="Times New Roman"/>
+          <w:sz w:val="28"/>
+          <w:szCs w:val="28"/>
+          <w:lang w:val="en-US"/>
+        </w:rPr>
+        <w:t>ax</w:t>
+      </w:r>
+      <w:r>
+        <w:rPr>
+          <w:rFonts w:ascii="Times New Roman" w:hAnsi="Times New Roman" w:cs="Times New Roman"/>
+          <w:sz w:val="28"/>
+          <w:szCs w:val="28"/>
+        </w:rPr>
+        <w:t>,</w:t>
+      </w:r>
+      <w:r>
+        <w:rPr>
+          <w:rFonts w:ascii="Times New Roman" w:hAnsi="Times New Roman" w:cs="Times New Roman"/>
+          <w:sz w:val="28"/>
+          <w:szCs w:val="28"/>
+          <w:lang w:val="en-US"/>
+        </w:rPr>
+        <w:t>bx</w:t>
+      </w:r>
+      <w:r>
+        <w:rPr>
+          <w:rFonts w:ascii="Times New Roman" w:hAnsi="Times New Roman" w:cs="Times New Roman"/>
+          <w:sz w:val="28"/>
+          <w:szCs w:val="28"/>
+        </w:rPr>
+        <w:t xml:space="preserve"> =&gt; </w:t>
+      </w:r>
+      <w:r>
+        <w:rPr>
+          <w:rFonts w:ascii="Times New Roman" w:hAnsi="Times New Roman" w:cs="Times New Roman"/>
+          <w:sz w:val="28"/>
+          <w:szCs w:val="28"/>
+        </w:rPr>
+        <w:t>в</w:t>
+      </w:r>
+      <w:r>
+        <w:rPr>
+          <w:rFonts w:ascii="Times New Roman" w:hAnsi="Times New Roman" w:cs="Times New Roman"/>
+          <w:sz w:val="28"/>
+          <w:szCs w:val="28"/>
+        </w:rPr>
+        <w:t xml:space="preserve"> </w:t>
+      </w:r>
+      <w:r>
+        <w:rPr>
+          <w:rFonts w:ascii="Times New Roman" w:hAnsi="Times New Roman" w:cs="Times New Roman"/>
+          <w:sz w:val="28"/>
+          <w:szCs w:val="28"/>
+          <w:lang w:val="en-US"/>
+        </w:rPr>
+        <w:t>AX</w:t>
+      </w:r>
+      <w:r>
+        <w:rPr>
+          <w:rFonts w:ascii="Times New Roman" w:hAnsi="Times New Roman" w:cs="Times New Roman"/>
+          <w:sz w:val="28"/>
+          <w:szCs w:val="28"/>
+        </w:rPr>
+        <w:t xml:space="preserve"> </w:t>
+      </w:r>
+      <w:r>
+        <w:rPr>
+          <w:rFonts w:ascii="Times New Roman" w:hAnsi="Times New Roman" w:cs="Times New Roman"/>
+          <w:sz w:val="28"/>
+          <w:szCs w:val="28"/>
+        </w:rPr>
+        <w:t xml:space="preserve">результат = 0 </w:t>
+      </w:r>
+      <w:r>
+        <w:rPr>
+          <w:rFonts w:ascii="Times New Roman" w:hAnsi="Times New Roman" w:cs="Times New Roman"/>
+          <w:sz w:val="28"/>
+          <w:szCs w:val="28"/>
+        </w:rPr>
+        <w:t xml:space="preserve">=&gt; </w:t>
+      </w:r>
+      <w:r>
+        <w:rPr>
+          <w:rFonts w:ascii="Times New Roman" w:hAnsi="Times New Roman" w:cs="Times New Roman"/>
+          <w:sz w:val="28"/>
+          <w:szCs w:val="28"/>
+        </w:rPr>
+        <w:t xml:space="preserve">флаг </w:t>
+      </w:r>
+      <w:r>
+        <w:rPr>
+          <w:rFonts w:ascii="Times New Roman" w:hAnsi="Times New Roman" w:cs="Times New Roman"/>
+          <w:sz w:val="28"/>
+          <w:szCs w:val="28"/>
+        </w:rPr>
+        <w:t xml:space="preserve"> </w:t>
+      </w:r>
+      <w:r>
+        <w:rPr>
+          <w:rFonts w:ascii="Times New Roman" w:hAnsi="Times New Roman" w:cs="Times New Roman"/>
+          <w:sz w:val="28"/>
+          <w:szCs w:val="28"/>
+          <w:lang w:val="en-US"/>
+        </w:rPr>
+        <w:t>ZF</w:t>
+      </w:r>
+      <w:r>
+        <w:rPr>
+          <w:rFonts w:ascii="Times New Roman" w:hAnsi="Times New Roman" w:cs="Times New Roman"/>
+          <w:sz w:val="28"/>
+          <w:szCs w:val="28"/>
+        </w:rPr>
+        <w:t xml:space="preserve"> </w:t>
+      </w:r>
+      <w:r>
+        <w:rPr>
+          <w:rFonts w:ascii="Times New Roman" w:hAnsi="Times New Roman" w:cs="Times New Roman"/>
+          <w:sz w:val="28"/>
+          <w:szCs w:val="28"/>
+        </w:rPr>
+        <w:t xml:space="preserve">должен стать 1. Т.е. </w:t>
+      </w:r>
+      <w:r>
+        <w:rPr>
+          <w:rFonts w:ascii="Times New Roman" w:hAnsi="Times New Roman" w:cs="Times New Roman"/>
+          <w:sz w:val="28"/>
+          <w:szCs w:val="28"/>
+          <w:lang w:val="en-US"/>
+        </w:rPr>
+        <w:t>ZR</w:t>
+      </w:r>
+      <w:r>
+        <w:rPr>
+          <w:rFonts w:ascii="Times New Roman" w:hAnsi="Times New Roman" w:cs="Times New Roman"/>
+          <w:sz w:val="28"/>
+          <w:szCs w:val="28"/>
+        </w:rPr>
+        <w:t>, что и видно на рисунке ниже.</w:t>
+      </w:r>
+    </w:p>
+    <w:p>
+      <w:pPr>
+        <w:ind w:right="424"/>
+        <w:rPr>
+          <w:rFonts w:ascii="Times New Roman" w:hAnsi="Times New Roman" w:cs="Times New Roman"/>
+          <w:sz w:val="28"/>
+          <w:szCs w:val="28"/>
+        </w:rPr>
+      </w:pPr>
+      <w:r>
+        <w:rPr>
+          <w:noProof/>
+        </w:rPr>
+        <w:drawing>
+          <wp:inline distT="0" distB="0" distL="0" distR="0" wp14:anchorId="5E578002" wp14:editId="15B35586">
+            <wp:extent cx="6115050" cy="4067175"/>
+            <wp:effectExtent l="0" t="0" r="0" b="9525"/>
+            <wp:docPr id="1981678570" name="Рисунок 1" descr="Изображение выглядит как текст, электроника, снимок экрана, программное обеспечение&#10;&#10;Содержимое, созданное искусственным интеллектом, может быть неверным."/>
+            <wp:cNvGraphicFramePr>
+              <a:graphicFrameLocks xmlns:a="http://schemas.openxmlformats.org/drawingml/2006/main" noChangeAspect="1"/>
+            </wp:cNvGraphicFramePr>
+            <a:graphic xmlns:a="http://schemas.openxmlformats.org/drawingml/2006/main">
+              <a:graphicData uri="http://schemas.openxmlformats.org/drawingml/2006/picture">
+                <pic:pic xmlns:pic="http://schemas.openxmlformats.org/drawingml/2006/picture">
+                  <pic:nvPicPr>
+                    <pic:cNvPr id="1981678570" name="Рисунок 1" descr="Изображение выглядит как текст, электроника, снимок экрана, программное обеспечение&#10;&#10;Содержимое, созданное искусственным интеллектом, может быть неверным."/>
+                    <pic:cNvPicPr/>
+                  </pic:nvPicPr>
+                  <pic:blipFill>
+                    <a:blip r:embed="rId11"/>
+                    <a:stretch>
+                      <a:fillRect/>
+                    </a:stretch>
+                  </pic:blipFill>
+                  <pic:spPr>
+                    <a:xfrm>
+                      <a:off x="0" y="0"/>
+                      <a:ext cx="6115050" cy="4067175"/>
+                    </a:xfrm>
+                    <a:prstGeom prst="rect">
+                      <a:avLst/>
+                    </a:prstGeom>
+                  </pic:spPr>
+                </pic:pic>
+              </a:graphicData>
+            </a:graphic>
+          </wp:inline>
+        </w:drawing>
+      </w:r>
+    </w:p>
+    <w:p>
+      <w:pPr>
+        <w:ind w:right="424"/>
+        <w:rPr>
+          <w:rFonts w:ascii="Times New Roman" w:hAnsi="Times New Roman" w:cs="Times New Roman"/>
+          <w:sz w:val="28"/>
+          <w:szCs w:val="28"/>
+        </w:rPr>
+      </w:pPr>
+      <w:r>
+        <w:rPr>
+          <w:rFonts w:ascii="Times New Roman" w:hAnsi="Times New Roman" w:cs="Times New Roman"/>
+          <w:sz w:val="28"/>
+          <w:szCs w:val="28"/>
+        </w:rPr>
+        <w:t xml:space="preserve">Из-за </w:t>
+      </w:r>
+      <w:r>
+        <w:rPr>
+          <w:rFonts w:ascii="Times New Roman" w:hAnsi="Times New Roman" w:cs="Times New Roman"/>
+          <w:sz w:val="28"/>
+          <w:szCs w:val="28"/>
+          <w:lang w:val="en-US"/>
+        </w:rPr>
+        <w:t>bx</w:t>
+      </w:r>
+      <w:r>
+        <w:rPr>
+          <w:rFonts w:ascii="Times New Roman" w:hAnsi="Times New Roman" w:cs="Times New Roman"/>
+          <w:sz w:val="28"/>
+          <w:szCs w:val="28"/>
+        </w:rPr>
+        <w:t xml:space="preserve"> = 2, </w:t>
+      </w:r>
+      <w:r>
+        <w:rPr>
+          <w:rFonts w:ascii="Times New Roman" w:hAnsi="Times New Roman" w:cs="Times New Roman"/>
+          <w:sz w:val="28"/>
+          <w:szCs w:val="28"/>
+        </w:rPr>
+        <w:t xml:space="preserve">результат не равен нулю, поэтому флаг </w:t>
+      </w:r>
+      <w:r>
+        <w:rPr>
+          <w:rFonts w:ascii="Times New Roman" w:hAnsi="Times New Roman" w:cs="Times New Roman"/>
+          <w:sz w:val="28"/>
+          <w:szCs w:val="28"/>
+          <w:lang w:val="en-US"/>
+        </w:rPr>
+        <w:t>ZF</w:t>
+      </w:r>
+      <w:r>
+        <w:rPr>
+          <w:rFonts w:ascii="Times New Roman" w:hAnsi="Times New Roman" w:cs="Times New Roman"/>
+          <w:sz w:val="28"/>
+          <w:szCs w:val="28"/>
+        </w:rPr>
+        <w:t xml:space="preserve"> </w:t>
+      </w:r>
+      <w:r>
+        <w:rPr>
+          <w:rFonts w:ascii="Times New Roman" w:hAnsi="Times New Roman" w:cs="Times New Roman"/>
+          <w:sz w:val="28"/>
+          <w:szCs w:val="28"/>
+        </w:rPr>
+        <w:t>стал нулём (</w:t>
+      </w:r>
+      <w:r>
+        <w:rPr>
+          <w:rFonts w:ascii="Times New Roman" w:hAnsi="Times New Roman" w:cs="Times New Roman"/>
+          <w:sz w:val="28"/>
+          <w:szCs w:val="28"/>
+          <w:lang w:val="en-US"/>
+        </w:rPr>
+        <w:t>NZ</w:t>
+      </w:r>
+      <w:r>
+        <w:rPr>
+          <w:rFonts w:ascii="Times New Roman" w:hAnsi="Times New Roman" w:cs="Times New Roman"/>
+          <w:sz w:val="28"/>
+          <w:szCs w:val="28"/>
+        </w:rPr>
+        <w:t>)</w:t>
+      </w:r>
+      <w:r>
+        <w:rPr>
+          <w:rFonts w:ascii="Times New Roman" w:hAnsi="Times New Roman" w:cs="Times New Roman"/>
+          <w:sz w:val="28"/>
+          <w:szCs w:val="28"/>
+        </w:rPr>
+        <w:t xml:space="preserve">. Так как результат отрицательный флаг знака тоже изменился и стал </w:t>
+      </w:r>
+      <w:r>
+        <w:rPr>
+          <w:rFonts w:ascii="Times New Roman" w:hAnsi="Times New Roman" w:cs="Times New Roman"/>
+          <w:sz w:val="28"/>
+          <w:szCs w:val="28"/>
+        </w:rPr>
+        <w:t>= 1 (</w:t>
+      </w:r>
+      <w:r>
+        <w:rPr>
+          <w:rFonts w:ascii="Times New Roman" w:hAnsi="Times New Roman" w:cs="Times New Roman"/>
+          <w:sz w:val="28"/>
+          <w:szCs w:val="28"/>
+          <w:lang w:val="en-US"/>
+        </w:rPr>
+        <w:t>NG</w:t>
+      </w:r>
+      <w:r>
+        <w:rPr>
+          <w:rFonts w:ascii="Times New Roman" w:hAnsi="Times New Roman" w:cs="Times New Roman"/>
+          <w:sz w:val="28"/>
+          <w:szCs w:val="28"/>
+        </w:rPr>
+        <w:t>)</w:t>
+      </w:r>
+    </w:p>
+    <w:p>
+      <w:pPr>
+        <w:ind w:right="424"/>
+        <w:rPr>
+          <w:rFonts w:ascii="Times New Roman" w:hAnsi="Times New Roman" w:cs="Times New Roman"/>
+          <w:sz w:val="28"/>
+          <w:szCs w:val="28"/>
+        </w:rPr>
+      </w:pPr>
+      <w:r>
+        <w:rPr>
+          <w:noProof/>
+        </w:rPr>
+        <w:lastRenderedPageBreak/>
+        <w:drawing>
+          <wp:inline distT="0" distB="0" distL="0" distR="0" wp14:anchorId="2269C058" wp14:editId="3228CDEF">
+            <wp:extent cx="6115050" cy="4067175"/>
+            <wp:effectExtent l="0" t="0" r="0" b="9525"/>
+            <wp:docPr id="1247542193" name="Рисунок 1" descr="Изображение выглядит как текст, снимок экрана, программное обеспечение, Шрифт&#10;&#10;Содержимое, созданное искусственным интеллектом, может быть неверным."/>
+            <wp:cNvGraphicFramePr>
+              <a:graphicFrameLocks xmlns:a="http://schemas.openxmlformats.org/drawingml/2006/main" noChangeAspect="1"/>
+            </wp:cNvGraphicFramePr>
+            <a:graphic xmlns:a="http://schemas.openxmlformats.org/drawingml/2006/main">
+              <a:graphicData uri="http://schemas.openxmlformats.org/drawingml/2006/picture">
+                <pic:pic xmlns:pic="http://schemas.openxmlformats.org/drawingml/2006/picture">
+                  <pic:nvPicPr>
+                    <pic:cNvPr id="1247542193" name="Рисунок 1" descr="Изображение выглядит как текст, снимок экрана, программное обеспечение, Шрифт&#10;&#10;Содержимое, созданное искусственным интеллектом, может быть неверным."/>
+                    <pic:cNvPicPr/>
+                  </pic:nvPicPr>
+                  <pic:blipFill>
+                    <a:blip r:embed="rId12"/>
+                    <a:stretch>
+                      <a:fillRect/>
+                    </a:stretch>
+                  </pic:blipFill>
+                  <pic:spPr>
+                    <a:xfrm>
+                      <a:off x="0" y="0"/>
+                      <a:ext cx="6115050" cy="4067175"/>
+                    </a:xfrm>
+                    <a:prstGeom prst="rect">
+                      <a:avLst/>
+                    </a:prstGeom>
+                  </pic:spPr>
+                </pic:pic>
+              </a:graphicData>
+            </a:graphic>
+          </wp:inline>
+        </w:drawing>
+      </w:r>
+    </w:p>
+    <w:p>
+      <w:pPr>
+        <w:ind w:right="424"/>
+        <w:rPr>
+          <w:rFonts w:ascii="Times New Roman" w:hAnsi="Times New Roman" w:cs="Times New Roman"/>
+          <w:sz w:val="28"/>
+          <w:szCs w:val="28"/>
+        </w:rPr>
+      </w:pPr>
+    </w:p>
+    <w:p>
+      <w:pPr>
+        <w:ind w:right="424"/>
+        <w:rPr>
+          <w:rFonts w:ascii="Times New Roman" w:hAnsi="Times New Roman" w:cs="Times New Roman"/>
+          <w:sz w:val="28"/>
+          <w:szCs w:val="28"/>
+        </w:rPr>
+      </w:pPr>
+      <w:r>
+        <w:rPr>
+          <w:rFonts w:ascii="Times New Roman" w:hAnsi="Times New Roman" w:cs="Times New Roman"/>
+          <w:sz w:val="28"/>
+          <w:szCs w:val="28"/>
+        </w:rPr>
+        <w:t xml:space="preserve">Максимальное положительное число в </w:t>
+      </w:r>
+      <w:r>
+        <w:rPr>
+          <w:rFonts w:ascii="Times New Roman" w:hAnsi="Times New Roman" w:cs="Times New Roman"/>
+          <w:sz w:val="28"/>
+          <w:szCs w:val="28"/>
+          <w:lang w:val="en-US"/>
+        </w:rPr>
+        <w:t>AX</w:t>
+      </w:r>
+      <w:r>
+        <w:rPr>
+          <w:rFonts w:ascii="Times New Roman" w:hAnsi="Times New Roman" w:cs="Times New Roman"/>
+          <w:sz w:val="28"/>
+          <w:szCs w:val="28"/>
+        </w:rPr>
+        <w:t xml:space="preserve"> = 0</w:t>
+      </w:r>
+      <w:r>
+        <w:rPr>
+          <w:rFonts w:ascii="Times New Roman" w:hAnsi="Times New Roman" w:cs="Times New Roman"/>
+          <w:sz w:val="28"/>
+          <w:szCs w:val="28"/>
+          <w:lang w:val="en-US"/>
+        </w:rPr>
+        <w:t>x</w:t>
+      </w:r>
+      <w:r>
+        <w:rPr>
+          <w:rFonts w:ascii="Times New Roman" w:hAnsi="Times New Roman" w:cs="Times New Roman"/>
+          <w:sz w:val="28"/>
+          <w:szCs w:val="28"/>
+        </w:rPr>
+        <w:t>7</w:t>
+      </w:r>
+      <w:r>
+        <w:rPr>
+          <w:rFonts w:ascii="Times New Roman" w:hAnsi="Times New Roman" w:cs="Times New Roman"/>
+          <w:sz w:val="28"/>
+          <w:szCs w:val="28"/>
+          <w:lang w:val="en-US"/>
+        </w:rPr>
+        <w:t>FFF</w:t>
+      </w:r>
+      <w:r>
+        <w:rPr>
+          <w:rFonts w:ascii="Times New Roman" w:hAnsi="Times New Roman" w:cs="Times New Roman"/>
+          <w:sz w:val="28"/>
+          <w:szCs w:val="28"/>
+        </w:rPr>
+        <w:t>.</w:t>
+      </w:r>
+      <w:r>
+        <w:rPr>
+          <w:rFonts w:ascii="Times New Roman" w:hAnsi="Times New Roman" w:cs="Times New Roman"/>
+          <w:sz w:val="28"/>
+          <w:szCs w:val="28"/>
+        </w:rPr>
+        <w:t xml:space="preserve"> После прибавления 1 число станет отрицательным и флаг переполнения </w:t>
+      </w:r>
+      <w:r>
+        <w:rPr>
+          <w:rFonts w:ascii="Times New Roman" w:hAnsi="Times New Roman" w:cs="Times New Roman"/>
+          <w:sz w:val="28"/>
+          <w:szCs w:val="28"/>
+        </w:rPr>
+        <w:t>станет</w:t>
+      </w:r>
+      <w:r>
+        <w:rPr>
+          <w:rFonts w:ascii="Times New Roman" w:hAnsi="Times New Roman" w:cs="Times New Roman"/>
+          <w:sz w:val="28"/>
+          <w:szCs w:val="28"/>
+        </w:rPr>
+        <w:t xml:space="preserve"> = 1 </w:t>
+      </w:r>
+      <w:r>
+        <w:rPr>
+          <w:rFonts w:ascii="Times New Roman" w:hAnsi="Times New Roman" w:cs="Times New Roman"/>
+          <w:sz w:val="28"/>
+          <w:szCs w:val="28"/>
+        </w:rPr>
+        <w:t>(</w:t>
+      </w:r>
+      <w:r>
+        <w:rPr>
+          <w:rFonts w:ascii="Times New Roman" w:hAnsi="Times New Roman" w:cs="Times New Roman"/>
+          <w:sz w:val="28"/>
+          <w:szCs w:val="28"/>
+          <w:lang w:val="en-US"/>
+        </w:rPr>
+        <w:t>OV</w:t>
+      </w:r>
+      <w:r>
+        <w:rPr>
+          <w:rFonts w:ascii="Times New Roman" w:hAnsi="Times New Roman" w:cs="Times New Roman"/>
+          <w:sz w:val="28"/>
+          <w:szCs w:val="28"/>
+        </w:rPr>
+        <w:t xml:space="preserve">), </w:t>
+      </w:r>
+      <w:r>
+        <w:rPr>
+          <w:rFonts w:ascii="Times New Roman" w:hAnsi="Times New Roman" w:cs="Times New Roman"/>
+          <w:sz w:val="28"/>
+          <w:szCs w:val="28"/>
+        </w:rPr>
+        <w:t>что и видно на рисунке ниже.</w:t>
+      </w:r>
+    </w:p>
+    <w:p>
+      <w:pPr>
+        <w:ind w:right="424"/>
+        <w:rPr>
+          <w:rFonts w:ascii="Times New Roman" w:hAnsi="Times New Roman" w:cs="Times New Roman"/>
+          <w:sz w:val="28"/>
+          <w:szCs w:val="28"/>
+        </w:rPr>
+      </w:pPr>
+      <w:r>
+        <w:rPr>
+          <w:noProof/>
+        </w:rPr>
+        <w:drawing>
+          <wp:inline distT="0" distB="0" distL="0" distR="0" wp14:anchorId="4A596B45" wp14:editId="3157F210">
+            <wp:extent cx="6115050" cy="4067175"/>
+            <wp:effectExtent l="0" t="0" r="0" b="9525"/>
+            <wp:docPr id="616330785" name="Рисунок 1" descr="Изображение выглядит как текст, снимок экрана, программное обеспечение, Шрифт&#10;&#10;Содержимое, созданное искусственным интеллектом, может быть неверным."/>
+            <wp:cNvGraphicFramePr>
+              <a:graphicFrameLocks xmlns:a="http://schemas.openxmlformats.org/drawingml/2006/main" noChangeAspect="1"/>
+            </wp:cNvGraphicFramePr>
+            <a:graphic xmlns:a="http://schemas.openxmlformats.org/drawingml/2006/main">
+              <a:graphicData uri="http://schemas.openxmlformats.org/drawingml/2006/picture">
+                <pic:pic xmlns:pic="http://schemas.openxmlformats.org/drawingml/2006/picture">
+                  <pic:nvPicPr>
+                    <pic:cNvPr id="616330785" name="Рисунок 1" descr="Изображение выглядит как текст, снимок экрана, программное обеспечение, Шрифт&#10;&#10;Содержимое, созданное искусственным интеллектом, может быть неверным."/>
+                    <pic:cNvPicPr/>
+                  </pic:nvPicPr>
+                  <pic:blipFill>
+                    <a:blip r:embed="rId13"/>
+                    <a:stretch>
+                      <a:fillRect/>
+                    </a:stretch>
+                  </pic:blipFill>
+                  <pic:spPr>
+                    <a:xfrm>
+                      <a:off x="0" y="0"/>
+                      <a:ext cx="6115050" cy="4067175"/>
+                    </a:xfrm>
+                    <a:prstGeom prst="rect">
+                      <a:avLst/>
+                    </a:prstGeom>
+                  </pic:spPr>
+                </pic:pic>
+              </a:graphicData>
+            </a:graphic>
+          </wp:inline>
+        </w:drawing>
+      </w:r>
+    </w:p>
+    <w:p>
+      <w:pPr>
+        <w:ind w:right="424"/>
+        <w:rPr>
+          <w:rFonts w:ascii="Times New Roman" w:hAnsi="Times New Roman" w:cs="Times New Roman"/>
+          <w:sz w:val="28"/>
+          <w:szCs w:val="28"/>
+          <w:lang w:val="en-US"/>
         </w:rPr>
       </w:pPr>
     </w:p>
@@ -1256,7 +6113,6 @@
   <w:style w:type="character" w:default="1" w:styleId="a0">
     <w:name w:val="Default Paragraph Font"/>
     <w:uiPriority w:val="1"/>
-    <w:semiHidden/>
     <w:unhideWhenUsed/>
   </w:style>
   <w:style w:type="table" w:default="1" w:styleId="a1">
